--- a/Fase 1/Individual/Hernandez_Johan_1.1_APT122_AutoevaluacionCompetenciasFase1.docx
+++ b/Fase 1/Individual/Hernandez_Johan_1.1_APT122_AutoevaluacionCompetenciasFase1.docx
@@ -1,6 +1,6 @@
 
 <file path=word/document.xml><?xml version="1.0" encoding="utf-8"?>
-<w:document xmlns:wpc="http://schemas.microsoft.com/office/word/2010/wordprocessingCanvas" xmlns:cx="http://schemas.microsoft.com/office/drawing/2014/chartex" xmlns:cx1="http://schemas.microsoft.com/office/drawing/2015/9/8/chartex" xmlns:cx2="http://schemas.microsoft.com/office/drawing/2015/10/21/chartex" xmlns:cx3="http://schemas.microsoft.com/office/drawing/2016/5/9/chartex" xmlns:cx4="http://schemas.microsoft.com/office/drawing/2016/5/10/chartex" xmlns:cx5="http://schemas.microsoft.com/office/drawing/2016/5/11/chartex" xmlns:cx6="http://schemas.microsoft.com/office/drawing/2016/5/12/chartex" xmlns:cx7="http://schemas.microsoft.com/office/drawing/2016/5/13/chartex" xmlns:cx8="http://schemas.microsoft.com/office/drawing/2016/5/14/chartex" xmlns:mc="http://schemas.openxmlformats.org/markup-compatibility/2006" xmlns:aink="http://schemas.microsoft.com/office/drawing/2016/ink" xmlns:am3d="http://schemas.microsoft.com/office/drawing/2017/model3d" xmlns:o="urn:schemas-microsoft-com:office:office" xmlns:oel="http://schemas.microsoft.com/office/2019/extlst" xmlns:r="http://schemas.openxmlformats.org/officeDocument/2006/relationships" xmlns:m="http://schemas.openxmlformats.org/officeDocument/2006/math" xmlns:v="urn:schemas-microsoft-com:vml" xmlns:wp14="http://schemas.microsoft.com/office/word/2010/wordprocessingDrawing" xmlns:wp="http://schemas.openxmlformats.org/drawingml/2006/wordprocessingDrawing" xmlns:w10="urn:schemas-microsoft-com:office:word" xmlns:w="http://schemas.openxmlformats.org/wordprocessingml/2006/main" xmlns:w14="http://schemas.microsoft.com/office/word/2010/wordml" xmlns:w15="http://schemas.microsoft.com/office/word/2012/wordml" xmlns:w16cex="http://schemas.microsoft.com/office/word/2018/wordml/cex" xmlns:w16cid="http://schemas.microsoft.com/office/word/2016/wordml/cid" xmlns:w16="http://schemas.microsoft.com/office/word/2018/wordml" xmlns:w16du="http://schemas.microsoft.com/office/word/2023/wordml/word16du" xmlns:w16sdtdh="http://schemas.microsoft.com/office/word/2020/wordml/sdtdatahash" xmlns:w16sdtfl="http://schemas.microsoft.com/office/word/2024/wordml/sdtformatlock" xmlns:w16se="http://schemas.microsoft.com/office/word/2015/wordml/symex" xmlns:wpg="http://schemas.microsoft.com/office/word/2010/wordprocessingGroup" xmlns:wpi="http://schemas.microsoft.com/office/word/2010/wordprocessingInk" xmlns:wne="http://schemas.microsoft.com/office/word/2006/wordml" xmlns:wps="http://schemas.microsoft.com/office/word/2010/wordprocessingShape" mc:Ignorable="w14 w15 w16se w16cid w16 w16cex w16sdtdh w16sdtfl w16du wp14">
+<w:document xmlns:wpc="http://schemas.microsoft.com/office/word/2010/wordprocessingCanvas" xmlns:cx="http://schemas.microsoft.com/office/drawing/2014/chartex" xmlns:cx1="http://schemas.microsoft.com/office/drawing/2015/9/8/chartex" xmlns:cx2="http://schemas.microsoft.com/office/drawing/2015/10/21/chartex" xmlns:cx3="http://schemas.microsoft.com/office/drawing/2016/5/9/chartex" xmlns:cx4="http://schemas.microsoft.com/office/drawing/2016/5/10/chartex" xmlns:cx5="http://schemas.microsoft.com/office/drawing/2016/5/11/chartex" xmlns:cx6="http://schemas.microsoft.com/office/drawing/2016/5/12/chartex" xmlns:cx7="http://schemas.microsoft.com/office/drawing/2016/5/13/chartex" xmlns:cx8="http://schemas.microsoft.com/office/drawing/2016/5/14/chartex" xmlns:mc="http://schemas.openxmlformats.org/markup-compatibility/2006" xmlns:aink="http://schemas.microsoft.com/office/drawing/2016/ink" xmlns:am3d="http://schemas.microsoft.com/office/drawing/2017/model3d" xmlns:o="urn:schemas-microsoft-com:office:office" xmlns:oel="http://schemas.microsoft.com/office/2019/extlst" xmlns:r="http://schemas.openxmlformats.org/officeDocument/2006/relationships" xmlns:m="http://schemas.openxmlformats.org/officeDocument/2006/math" xmlns:v="urn:schemas-microsoft-com:vml" xmlns:wp14="http://schemas.microsoft.com/office/word/2010/wordprocessingDrawing" xmlns:wp="http://schemas.openxmlformats.org/drawingml/2006/wordprocessingDrawing" xmlns:w10="urn:schemas-microsoft-com:office:word" xmlns:w="http://schemas.openxmlformats.org/wordprocessingml/2006/main" xmlns:w14="http://schemas.microsoft.com/office/word/2010/wordml" xmlns:w15="http://schemas.microsoft.com/office/word/2012/wordml" xmlns:w16cei="http://schemas.microsoft.com/office/word/2026/wordml/cei" xmlns:w16cex="http://schemas.microsoft.com/office/word/2018/wordml/cex" xmlns:w16cid="http://schemas.microsoft.com/office/word/2016/wordml/cid" xmlns:w16="http://schemas.microsoft.com/office/word/2018/wordml" xmlns:w16du="http://schemas.microsoft.com/office/word/2023/wordml/word16du" xmlns:w16sdtdh="http://schemas.microsoft.com/office/word/2020/wordml/sdtdatahash" xmlns:w16sdtfl="http://schemas.microsoft.com/office/word/2024/wordml/sdtformatlock" xmlns:w16se="http://schemas.microsoft.com/office/word/2015/wordml/symex" xmlns:wpg="http://schemas.microsoft.com/office/word/2010/wordprocessingGroup" xmlns:wpi="http://schemas.microsoft.com/office/word/2010/wordprocessingInk" xmlns:wne="http://schemas.microsoft.com/office/word/2006/wordml" xmlns:wps="http://schemas.microsoft.com/office/word/2010/wordprocessingShape" mc:Ignorable="w14 w15 w16se w16cid w16 w16cex w16sdtdh w16sdtfl w16du wp14">
   <w:body>
     <w:p>
       <w:pPr>
@@ -191,7 +191,25 @@
           <w:sz w:val="24"/>
           <w:szCs w:val="24"/>
         </w:rPr>
-        <w:t xml:space="preserve">Piensa en tu proceso de aprendizaje durante el tiempo que has estudiando en Duoc UC y evalúa el nivel de logro que alcanzaste en cada competencia de tu plan de estudio. </w:t>
+        <w:t xml:space="preserve">Piensa en tu proceso de aprendizaje durante el tiempo que has </w:t>
+      </w:r>
+      <w:proofErr w:type="gramStart"/>
+      <w:r>
+        <w:rPr>
+          <w:rFonts w:eastAsiaTheme="majorEastAsia"/>
+          <w:sz w:val="24"/>
+          <w:szCs w:val="24"/>
+        </w:rPr>
+        <w:t>estudiando</w:t>
+      </w:r>
+      <w:proofErr w:type="gramEnd"/>
+      <w:r>
+        <w:rPr>
+          <w:rFonts w:eastAsiaTheme="majorEastAsia"/>
+          <w:sz w:val="24"/>
+          <w:szCs w:val="24"/>
+        </w:rPr>
+        <w:t xml:space="preserve"> en Duoc UC y evalúa el nivel de logro que alcanzaste en cada competencia de tu plan de estudio. </w:t>
       </w:r>
     </w:p>
     <w:p>
@@ -714,6 +732,32 @@
         </w:rPr>
       </w:pPr>
     </w:p>
+    <w:p>
+      <w:pPr>
+        <w:pStyle w:val="Prrafodelista"/>
+        <w:ind w:left="435"/>
+        <w:jc w:val="both"/>
+        <w:rPr>
+          <w:rFonts w:eastAsiaTheme="majorEastAsia"/>
+          <w:color w:val="767171" w:themeColor="background2" w:themeShade="80"/>
+          <w:sz w:val="24"/>
+          <w:szCs w:val="24"/>
+        </w:rPr>
+      </w:pPr>
+    </w:p>
+    <w:p>
+      <w:pPr>
+        <w:pStyle w:val="Prrafodelista"/>
+        <w:ind w:left="435"/>
+        <w:jc w:val="both"/>
+        <w:rPr>
+          <w:rFonts w:eastAsiaTheme="majorEastAsia"/>
+          <w:color w:val="767171" w:themeColor="background2" w:themeShade="80"/>
+          <w:sz w:val="24"/>
+          <w:szCs w:val="24"/>
+        </w:rPr>
+      </w:pPr>
+    </w:p>
     <w:tbl>
       <w:tblPr>
         <w:tblStyle w:val="Tablanormal1"/>
@@ -742,17 +786,16 @@
               <w:rPr>
                 <w:rFonts w:eastAsiaTheme="majorEastAsia"/>
                 <w:color w:val="767171" w:themeColor="background2" w:themeShade="80"/>
-                <w:sz w:val="18"/>
-                <w:szCs w:val="18"/>
+                <w:sz w:val="24"/>
+                <w:szCs w:val="24"/>
               </w:rPr>
             </w:pPr>
             <w:r>
               <w:rPr>
                 <w:rFonts w:eastAsiaTheme="majorEastAsia"/>
-                <w:sz w:val="18"/>
-                <w:szCs w:val="18"/>
-              </w:rPr>
-              <w:lastRenderedPageBreak/>
+                <w:sz w:val="24"/>
+                <w:szCs w:val="24"/>
+              </w:rPr>
               <w:t>Escuela</w:t>
             </w:r>
           </w:p>
@@ -777,8 +820,8 @@
                 <w:b w:val="0"/>
                 <w:bCs w:val="0"/>
                 <w:color w:val="767171" w:themeColor="background2" w:themeShade="80"/>
-                <w:sz w:val="18"/>
-                <w:szCs w:val="18"/>
+                <w:sz w:val="24"/>
+                <w:szCs w:val="24"/>
               </w:rPr>
             </w:pPr>
             <w:r>
@@ -786,8 +829,8 @@
                 <w:rFonts w:eastAsiaTheme="majorEastAsia"/>
                 <w:b w:val="0"/>
                 <w:bCs w:val="0"/>
-                <w:sz w:val="18"/>
-                <w:szCs w:val="18"/>
+                <w:sz w:val="24"/>
+                <w:szCs w:val="24"/>
               </w:rPr>
               <w:t>Nombre completo</w:t>
             </w:r>
@@ -806,10 +849,19 @@
               <w:rPr>
                 <w:rFonts w:eastAsiaTheme="majorEastAsia"/>
                 <w:color w:val="767171" w:themeColor="background2" w:themeShade="80"/>
-                <w:sz w:val="18"/>
-                <w:szCs w:val="18"/>
+                <w:sz w:val="24"/>
+                <w:szCs w:val="24"/>
               </w:rPr>
             </w:pPr>
+            <w:r>
+              <w:rPr>
+                <w:rFonts w:eastAsiaTheme="majorEastAsia"/>
+                <w:color w:val="767171" w:themeColor="background2" w:themeShade="80"/>
+                <w:sz w:val="24"/>
+                <w:szCs w:val="24"/>
+              </w:rPr>
+              <w:t>Johan Esteban Hernández Correa</w:t>
+            </w:r>
           </w:p>
         </w:tc>
       </w:tr>
@@ -829,8 +881,8 @@
                 <w:b w:val="0"/>
                 <w:bCs w:val="0"/>
                 <w:color w:val="767171" w:themeColor="background2" w:themeShade="80"/>
-                <w:sz w:val="18"/>
-                <w:szCs w:val="18"/>
+                <w:sz w:val="24"/>
+                <w:szCs w:val="24"/>
               </w:rPr>
             </w:pPr>
             <w:r>
@@ -838,8 +890,8 @@
                 <w:rFonts w:eastAsiaTheme="majorEastAsia"/>
                 <w:b w:val="0"/>
                 <w:bCs w:val="0"/>
-                <w:sz w:val="18"/>
-                <w:szCs w:val="18"/>
+                <w:sz w:val="24"/>
+                <w:szCs w:val="24"/>
               </w:rPr>
               <w:t>Plan de Estudio</w:t>
             </w:r>
@@ -858,10 +910,19 @@
               <w:rPr>
                 <w:rFonts w:eastAsiaTheme="majorEastAsia"/>
                 <w:color w:val="767171" w:themeColor="background2" w:themeShade="80"/>
-                <w:sz w:val="18"/>
-                <w:szCs w:val="18"/>
+                <w:sz w:val="24"/>
+                <w:szCs w:val="24"/>
               </w:rPr>
             </w:pPr>
+            <w:r>
+              <w:rPr>
+                <w:rFonts w:eastAsiaTheme="majorEastAsia"/>
+                <w:color w:val="767171" w:themeColor="background2" w:themeShade="80"/>
+                <w:sz w:val="24"/>
+                <w:szCs w:val="24"/>
+              </w:rPr>
+              <w:t>Ingeniería en Informática</w:t>
+            </w:r>
           </w:p>
         </w:tc>
       </w:tr>
@@ -884,8 +945,8 @@
                 <w:b w:val="0"/>
                 <w:bCs w:val="0"/>
                 <w:color w:val="767171" w:themeColor="background2" w:themeShade="80"/>
-                <w:sz w:val="18"/>
-                <w:szCs w:val="18"/>
+                <w:sz w:val="24"/>
+                <w:szCs w:val="24"/>
               </w:rPr>
             </w:pPr>
             <w:r>
@@ -893,8 +954,8 @@
                 <w:rFonts w:eastAsiaTheme="majorEastAsia"/>
                 <w:b w:val="0"/>
                 <w:bCs w:val="0"/>
-                <w:sz w:val="18"/>
-                <w:szCs w:val="18"/>
+                <w:sz w:val="24"/>
+                <w:szCs w:val="24"/>
               </w:rPr>
               <w:t>Año de ingreso</w:t>
             </w:r>
@@ -913,14 +974,49 @@
               <w:rPr>
                 <w:rFonts w:eastAsiaTheme="majorEastAsia"/>
                 <w:color w:val="767171" w:themeColor="background2" w:themeShade="80"/>
-                <w:sz w:val="18"/>
-                <w:szCs w:val="18"/>
+                <w:sz w:val="24"/>
+                <w:szCs w:val="24"/>
               </w:rPr>
             </w:pPr>
+            <w:r>
+              <w:rPr>
+                <w:rFonts w:eastAsiaTheme="majorEastAsia"/>
+                <w:color w:val="767171" w:themeColor="background2" w:themeShade="80"/>
+                <w:sz w:val="24"/>
+                <w:szCs w:val="24"/>
+              </w:rPr>
+              <w:t>2023</w:t>
+            </w:r>
           </w:p>
         </w:tc>
       </w:tr>
     </w:tbl>
+    <w:p>
+      <w:pPr>
+        <w:pStyle w:val="Prrafodelista"/>
+        <w:ind w:left="435"/>
+        <w:jc w:val="both"/>
+        <w:rPr>
+          <w:rFonts w:eastAsiaTheme="majorEastAsia" w:cstheme="minorHAnsi"/>
+          <w:color w:val="767171" w:themeColor="background2" w:themeShade="80"/>
+          <w:sz w:val="24"/>
+          <w:szCs w:val="24"/>
+        </w:rPr>
+      </w:pPr>
+    </w:p>
+    <w:p>
+      <w:pPr>
+        <w:pStyle w:val="Prrafodelista"/>
+        <w:ind w:left="435"/>
+        <w:jc w:val="both"/>
+        <w:rPr>
+          <w:rFonts w:eastAsiaTheme="majorEastAsia" w:cstheme="minorHAnsi"/>
+          <w:color w:val="767171" w:themeColor="background2" w:themeShade="80"/>
+          <w:sz w:val="24"/>
+          <w:szCs w:val="24"/>
+        </w:rPr>
+      </w:pPr>
+    </w:p>
     <w:p>
       <w:pPr>
         <w:pStyle w:val="Prrafodelista"/>
@@ -1054,8 +1150,8 @@
               <w:rPr>
                 <w:rFonts w:cstheme="minorHAnsi"/>
                 <w:b/>
-                <w:sz w:val="18"/>
-                <w:szCs w:val="18"/>
+                <w:sz w:val="20"/>
+                <w:szCs w:val="20"/>
               </w:rPr>
             </w:pPr>
           </w:p>
@@ -1200,8 +1296,8 @@
               <w:rPr>
                 <w:rFonts w:cstheme="minorHAnsi"/>
                 <w:b/>
-                <w:sz w:val="18"/>
-                <w:szCs w:val="18"/>
+                <w:sz w:val="20"/>
+                <w:szCs w:val="20"/>
               </w:rPr>
             </w:pPr>
           </w:p>
@@ -1215,10 +1311,17 @@
         <w:tc>
           <w:tcPr>
             <w:tcW w:w="1931" w:type="dxa"/>
+            <w:tcBorders>
+              <w:top w:val="single" w:sz="4" w:space="0" w:color="BFBFBF"/>
+              <w:left w:val="single" w:sz="4" w:space="0" w:color="BFBFBF"/>
+              <w:bottom w:val="single" w:sz="4" w:space="0" w:color="BFBFBF"/>
+              <w:right w:val="single" w:sz="4" w:space="0" w:color="BFBFBF"/>
+            </w:tcBorders>
+            <w:vAlign w:val="center"/>
           </w:tcPr>
           <w:p>
             <w:pPr>
-              <w:jc w:val="both"/>
+              <w:jc w:val="center"/>
               <w:rPr>
                 <w:b/>
                 <w:bCs/>
@@ -1227,11 +1330,29 @@
                 <w:szCs w:val="18"/>
               </w:rPr>
             </w:pPr>
+            <w:r>
+              <w:rPr>
+                <w:rFonts w:ascii="Calibri" w:eastAsia="Calibri" w:hAnsi="Calibri" w:cs="Calibri"/>
+                <w:b/>
+                <w:bCs/>
+                <w:color w:val="000000"/>
+                <w:sz w:val="20"/>
+                <w:szCs w:val="20"/>
+              </w:rPr>
+              <w:t>Desarrollar una solución de software (Programación de Software)</w:t>
+            </w:r>
           </w:p>
         </w:tc>
         <w:tc>
           <w:tcPr>
             <w:tcW w:w="1017" w:type="dxa"/>
+            <w:tcBorders>
+              <w:top w:val="single" w:sz="4" w:space="0" w:color="BFBFBF"/>
+              <w:left w:val="single" w:sz="4" w:space="0" w:color="BFBFBF"/>
+              <w:bottom w:val="single" w:sz="4" w:space="0" w:color="BFBFBF"/>
+              <w:right w:val="single" w:sz="4" w:space="0" w:color="BFBFBF"/>
+            </w:tcBorders>
+            <w:vAlign w:val="center"/>
           </w:tcPr>
           <w:p>
             <w:pPr>
@@ -1243,11 +1364,27 @@
                 <w:szCs w:val="18"/>
               </w:rPr>
             </w:pPr>
+            <w:r>
+              <w:rPr>
+                <w:b/>
+                <w:bCs/>
+                <w:sz w:val="18"/>
+                <w:szCs w:val="18"/>
+              </w:rPr>
+              <w:t>X</w:t>
+            </w:r>
           </w:p>
         </w:tc>
         <w:tc>
           <w:tcPr>
             <w:tcW w:w="926" w:type="dxa"/>
+            <w:tcBorders>
+              <w:top w:val="single" w:sz="4" w:space="0" w:color="BFBFBF"/>
+              <w:left w:val="single" w:sz="4" w:space="0" w:color="BFBFBF"/>
+              <w:bottom w:val="single" w:sz="4" w:space="0" w:color="BFBFBF"/>
+              <w:right w:val="single" w:sz="4" w:space="0" w:color="BFBFBF"/>
+            </w:tcBorders>
+            <w:vAlign w:val="center"/>
           </w:tcPr>
           <w:p>
             <w:pPr>
@@ -1264,6 +1401,13 @@
         <w:tc>
           <w:tcPr>
             <w:tcW w:w="1055" w:type="dxa"/>
+            <w:tcBorders>
+              <w:top w:val="single" w:sz="4" w:space="0" w:color="BFBFBF"/>
+              <w:left w:val="single" w:sz="4" w:space="0" w:color="BFBFBF"/>
+              <w:bottom w:val="single" w:sz="4" w:space="0" w:color="BFBFBF"/>
+              <w:right w:val="single" w:sz="4" w:space="0" w:color="BFBFBF"/>
+            </w:tcBorders>
+            <w:vAlign w:val="center"/>
           </w:tcPr>
           <w:p>
             <w:pPr>
@@ -1280,6 +1424,13 @@
         <w:tc>
           <w:tcPr>
             <w:tcW w:w="1187" w:type="dxa"/>
+            <w:tcBorders>
+              <w:top w:val="single" w:sz="4" w:space="0" w:color="BFBFBF"/>
+              <w:left w:val="single" w:sz="4" w:space="0" w:color="BFBFBF"/>
+              <w:bottom w:val="single" w:sz="4" w:space="0" w:color="BFBFBF"/>
+              <w:right w:val="single" w:sz="4" w:space="0" w:color="BFBFBF"/>
+            </w:tcBorders>
+            <w:vAlign w:val="center"/>
           </w:tcPr>
           <w:p>
             <w:pPr>
@@ -1296,6 +1447,13 @@
         <w:tc>
           <w:tcPr>
             <w:tcW w:w="1250" w:type="dxa"/>
+            <w:tcBorders>
+              <w:top w:val="single" w:sz="4" w:space="0" w:color="BFBFBF"/>
+              <w:left w:val="single" w:sz="4" w:space="0" w:color="BFBFBF"/>
+              <w:bottom w:val="single" w:sz="4" w:space="0" w:color="BFBFBF"/>
+              <w:right w:val="single" w:sz="4" w:space="0" w:color="BFBFBF"/>
+            </w:tcBorders>
+            <w:vAlign w:val="center"/>
           </w:tcPr>
           <w:p>
             <w:pPr>
@@ -1312,6 +1470,12 @@
         <w:tc>
           <w:tcPr>
             <w:tcW w:w="2557" w:type="dxa"/>
+            <w:tcBorders>
+              <w:top w:val="single" w:sz="4" w:space="0" w:color="BFBFBF"/>
+              <w:left w:val="single" w:sz="4" w:space="0" w:color="BFBFBF"/>
+              <w:bottom w:val="single" w:sz="4" w:space="0" w:color="BFBFBF"/>
+              <w:right w:val="single" w:sz="4" w:space="0" w:color="BFBFBF"/>
+            </w:tcBorders>
             <w:vAlign w:val="center"/>
           </w:tcPr>
           <w:p>
@@ -1324,6 +1488,86 @@
                 <w:szCs w:val="18"/>
               </w:rPr>
             </w:pPr>
+            <w:r>
+              <w:rPr>
+                <w:rFonts w:ascii="Calibri" w:eastAsia="Calibri" w:hAnsi="Calibri" w:cs="Calibri"/>
+                <w:sz w:val="20"/>
+                <w:szCs w:val="20"/>
+              </w:rPr>
+              <w:t xml:space="preserve">Tengo un muy buen dominio del desarrollo de software. Trabajo a diario con desarrollo </w:t>
+            </w:r>
+            <w:proofErr w:type="spellStart"/>
+            <w:r>
+              <w:rPr>
+                <w:rFonts w:ascii="Calibri" w:eastAsia="Calibri" w:hAnsi="Calibri" w:cs="Calibri"/>
+                <w:sz w:val="20"/>
+                <w:szCs w:val="20"/>
+              </w:rPr>
+              <w:t>backend</w:t>
+            </w:r>
+            <w:proofErr w:type="spellEnd"/>
+            <w:r>
+              <w:rPr>
+                <w:rFonts w:ascii="Calibri" w:eastAsia="Calibri" w:hAnsi="Calibri" w:cs="Calibri"/>
+                <w:sz w:val="20"/>
+                <w:szCs w:val="20"/>
+              </w:rPr>
+              <w:t xml:space="preserve"> y full-</w:t>
+            </w:r>
+            <w:proofErr w:type="spellStart"/>
+            <w:r>
+              <w:rPr>
+                <w:rFonts w:ascii="Calibri" w:eastAsia="Calibri" w:hAnsi="Calibri" w:cs="Calibri"/>
+                <w:sz w:val="20"/>
+                <w:szCs w:val="20"/>
+              </w:rPr>
+              <w:t>stack</w:t>
+            </w:r>
+            <w:proofErr w:type="spellEnd"/>
+            <w:r>
+              <w:rPr>
+                <w:rFonts w:ascii="Calibri" w:eastAsia="Calibri" w:hAnsi="Calibri" w:cs="Calibri"/>
+                <w:sz w:val="20"/>
+                <w:szCs w:val="20"/>
+              </w:rPr>
+              <w:t xml:space="preserve"> (</w:t>
+            </w:r>
+            <w:proofErr w:type="spellStart"/>
+            <w:r>
+              <w:rPr>
+                <w:rFonts w:ascii="Calibri" w:eastAsia="Calibri" w:hAnsi="Calibri" w:cs="Calibri"/>
+                <w:sz w:val="20"/>
+                <w:szCs w:val="20"/>
+              </w:rPr>
+              <w:t>React</w:t>
+            </w:r>
+            <w:proofErr w:type="spellEnd"/>
+            <w:r>
+              <w:rPr>
+                <w:rFonts w:ascii="Calibri" w:eastAsia="Calibri" w:hAnsi="Calibri" w:cs="Calibri"/>
+                <w:sz w:val="20"/>
+                <w:szCs w:val="20"/>
+              </w:rPr>
+              <w:t xml:space="preserve">, Node.js, </w:t>
+            </w:r>
+            <w:proofErr w:type="spellStart"/>
+            <w:r>
+              <w:rPr>
+                <w:rFonts w:ascii="Calibri" w:eastAsia="Calibri" w:hAnsi="Calibri" w:cs="Calibri"/>
+                <w:sz w:val="20"/>
+                <w:szCs w:val="20"/>
+              </w:rPr>
+              <w:t>FastAPI</w:t>
+            </w:r>
+            <w:proofErr w:type="spellEnd"/>
+            <w:r>
+              <w:rPr>
+                <w:rFonts w:ascii="Calibri" w:eastAsia="Calibri" w:hAnsi="Calibri" w:cs="Calibri"/>
+                <w:sz w:val="20"/>
+                <w:szCs w:val="20"/>
+              </w:rPr>
+              <w:t>, PostgreSQL) tanto en mi rol de Soporte N2 como en mis proyectos personales. Solo debo reforzar aspectos de sistematización y patrones de mantenimiento en soluciones de mayor escala.</w:t>
+            </w:r>
           </w:p>
         </w:tc>
       </w:tr>
@@ -1335,10 +1579,17 @@
         <w:tc>
           <w:tcPr>
             <w:tcW w:w="1931" w:type="dxa"/>
+            <w:tcBorders>
+              <w:top w:val="single" w:sz="4" w:space="0" w:color="BFBFBF"/>
+              <w:left w:val="single" w:sz="4" w:space="0" w:color="BFBFBF"/>
+              <w:bottom w:val="single" w:sz="4" w:space="0" w:color="BFBFBF"/>
+              <w:right w:val="single" w:sz="4" w:space="0" w:color="BFBFBF"/>
+            </w:tcBorders>
+            <w:vAlign w:val="center"/>
           </w:tcPr>
           <w:p>
             <w:pPr>
-              <w:jc w:val="both"/>
+              <w:jc w:val="center"/>
               <w:rPr>
                 <w:b/>
                 <w:bCs/>
@@ -1347,11 +1598,29 @@
                 <w:szCs w:val="18"/>
               </w:rPr>
             </w:pPr>
+            <w:r>
+              <w:rPr>
+                <w:rFonts w:ascii="Calibri" w:eastAsia="Calibri" w:hAnsi="Calibri" w:cs="Calibri"/>
+                <w:b/>
+                <w:bCs/>
+                <w:color w:val="000000"/>
+                <w:sz w:val="20"/>
+                <w:szCs w:val="20"/>
+              </w:rPr>
+              <w:t>Diseñar la arquitectura de una solución de software (Arquitectura de Software)</w:t>
+            </w:r>
           </w:p>
         </w:tc>
         <w:tc>
           <w:tcPr>
             <w:tcW w:w="1017" w:type="dxa"/>
+            <w:tcBorders>
+              <w:top w:val="single" w:sz="4" w:space="0" w:color="BFBFBF"/>
+              <w:left w:val="single" w:sz="4" w:space="0" w:color="BFBFBF"/>
+              <w:bottom w:val="single" w:sz="4" w:space="0" w:color="BFBFBF"/>
+              <w:right w:val="single" w:sz="4" w:space="0" w:color="BFBFBF"/>
+            </w:tcBorders>
+            <w:vAlign w:val="center"/>
           </w:tcPr>
           <w:p>
             <w:pPr>
@@ -1363,11 +1632,27 @@
                 <w:szCs w:val="18"/>
               </w:rPr>
             </w:pPr>
+            <w:r>
+              <w:rPr>
+                <w:b/>
+                <w:bCs/>
+                <w:sz w:val="18"/>
+                <w:szCs w:val="18"/>
+              </w:rPr>
+              <w:t>X</w:t>
+            </w:r>
           </w:p>
         </w:tc>
         <w:tc>
           <w:tcPr>
             <w:tcW w:w="926" w:type="dxa"/>
+            <w:tcBorders>
+              <w:top w:val="single" w:sz="4" w:space="0" w:color="BFBFBF"/>
+              <w:left w:val="single" w:sz="4" w:space="0" w:color="BFBFBF"/>
+              <w:bottom w:val="single" w:sz="4" w:space="0" w:color="BFBFBF"/>
+              <w:right w:val="single" w:sz="4" w:space="0" w:color="BFBFBF"/>
+            </w:tcBorders>
+            <w:vAlign w:val="center"/>
           </w:tcPr>
           <w:p>
             <w:pPr>
@@ -1384,6 +1669,13 @@
         <w:tc>
           <w:tcPr>
             <w:tcW w:w="1055" w:type="dxa"/>
+            <w:tcBorders>
+              <w:top w:val="single" w:sz="4" w:space="0" w:color="BFBFBF"/>
+              <w:left w:val="single" w:sz="4" w:space="0" w:color="BFBFBF"/>
+              <w:bottom w:val="single" w:sz="4" w:space="0" w:color="BFBFBF"/>
+              <w:right w:val="single" w:sz="4" w:space="0" w:color="BFBFBF"/>
+            </w:tcBorders>
+            <w:vAlign w:val="center"/>
           </w:tcPr>
           <w:p>
             <w:pPr>
@@ -1400,6 +1692,13 @@
         <w:tc>
           <w:tcPr>
             <w:tcW w:w="1187" w:type="dxa"/>
+            <w:tcBorders>
+              <w:top w:val="single" w:sz="4" w:space="0" w:color="BFBFBF"/>
+              <w:left w:val="single" w:sz="4" w:space="0" w:color="BFBFBF"/>
+              <w:bottom w:val="single" w:sz="4" w:space="0" w:color="BFBFBF"/>
+              <w:right w:val="single" w:sz="4" w:space="0" w:color="BFBFBF"/>
+            </w:tcBorders>
+            <w:vAlign w:val="center"/>
           </w:tcPr>
           <w:p>
             <w:pPr>
@@ -1416,6 +1715,13 @@
         <w:tc>
           <w:tcPr>
             <w:tcW w:w="1250" w:type="dxa"/>
+            <w:tcBorders>
+              <w:top w:val="single" w:sz="4" w:space="0" w:color="BFBFBF"/>
+              <w:left w:val="single" w:sz="4" w:space="0" w:color="BFBFBF"/>
+              <w:bottom w:val="single" w:sz="4" w:space="0" w:color="BFBFBF"/>
+              <w:right w:val="single" w:sz="4" w:space="0" w:color="BFBFBF"/>
+            </w:tcBorders>
+            <w:vAlign w:val="center"/>
           </w:tcPr>
           <w:p>
             <w:pPr>
@@ -1432,6 +1738,12 @@
         <w:tc>
           <w:tcPr>
             <w:tcW w:w="2557" w:type="dxa"/>
+            <w:tcBorders>
+              <w:top w:val="single" w:sz="4" w:space="0" w:color="BFBFBF"/>
+              <w:left w:val="single" w:sz="4" w:space="0" w:color="BFBFBF"/>
+              <w:bottom w:val="single" w:sz="4" w:space="0" w:color="BFBFBF"/>
+              <w:right w:val="single" w:sz="4" w:space="0" w:color="BFBFBF"/>
+            </w:tcBorders>
             <w:vAlign w:val="center"/>
           </w:tcPr>
           <w:p>
@@ -1444,6 +1756,14 @@
                 <w:szCs w:val="18"/>
               </w:rPr>
             </w:pPr>
+            <w:r>
+              <w:rPr>
+                <w:rFonts w:ascii="Calibri" w:eastAsia="Calibri" w:hAnsi="Calibri" w:cs="Calibri"/>
+                <w:sz w:val="20"/>
+                <w:szCs w:val="20"/>
+              </w:rPr>
+              <w:t>Manejo los conceptos centrales de arquitectura y comprendo arquitecturas de microservicios en mi trabajo, pero aún necesito reforzar el diseño de arquitecturas escalables y distribuidas desde cero, que es una de mis principales áreas de mejora.</w:t>
+            </w:r>
           </w:p>
         </w:tc>
       </w:tr>
@@ -1455,11 +1775,17 @@
         <w:tc>
           <w:tcPr>
             <w:tcW w:w="1931" w:type="dxa"/>
+            <w:tcBorders>
+              <w:top w:val="single" w:sz="4" w:space="0" w:color="BFBFBF"/>
+              <w:left w:val="single" w:sz="4" w:space="0" w:color="BFBFBF"/>
+              <w:bottom w:val="single" w:sz="4" w:space="0" w:color="BFBFBF"/>
+              <w:right w:val="single" w:sz="4" w:space="0" w:color="BFBFBF"/>
+            </w:tcBorders>
             <w:vAlign w:val="center"/>
           </w:tcPr>
           <w:p>
             <w:pPr>
-              <w:jc w:val="both"/>
+              <w:jc w:val="center"/>
               <w:rPr>
                 <w:b/>
                 <w:bCs/>
@@ -1467,11 +1793,29 @@
                 <w:szCs w:val="18"/>
               </w:rPr>
             </w:pPr>
+            <w:r>
+              <w:rPr>
+                <w:rFonts w:ascii="Calibri" w:eastAsia="Calibri" w:hAnsi="Calibri" w:cs="Calibri"/>
+                <w:b/>
+                <w:bCs/>
+                <w:color w:val="000000"/>
+                <w:sz w:val="20"/>
+                <w:szCs w:val="20"/>
+              </w:rPr>
+              <w:t>Construir modelos de datos (Análisis y Desarrollo de Modelos de Datos)</w:t>
+            </w:r>
           </w:p>
         </w:tc>
         <w:tc>
           <w:tcPr>
             <w:tcW w:w="1017" w:type="dxa"/>
+            <w:tcBorders>
+              <w:top w:val="single" w:sz="4" w:space="0" w:color="BFBFBF"/>
+              <w:left w:val="single" w:sz="4" w:space="0" w:color="BFBFBF"/>
+              <w:bottom w:val="single" w:sz="4" w:space="0" w:color="BFBFBF"/>
+              <w:right w:val="single" w:sz="4" w:space="0" w:color="BFBFBF"/>
+            </w:tcBorders>
+            <w:vAlign w:val="center"/>
           </w:tcPr>
           <w:p>
             <w:pPr>
@@ -1483,11 +1827,27 @@
                 <w:szCs w:val="18"/>
               </w:rPr>
             </w:pPr>
+            <w:r>
+              <w:rPr>
+                <w:b/>
+                <w:bCs/>
+                <w:sz w:val="18"/>
+                <w:szCs w:val="18"/>
+              </w:rPr>
+              <w:t>X</w:t>
+            </w:r>
           </w:p>
         </w:tc>
         <w:tc>
           <w:tcPr>
             <w:tcW w:w="926" w:type="dxa"/>
+            <w:tcBorders>
+              <w:top w:val="single" w:sz="4" w:space="0" w:color="BFBFBF"/>
+              <w:left w:val="single" w:sz="4" w:space="0" w:color="BFBFBF"/>
+              <w:bottom w:val="single" w:sz="4" w:space="0" w:color="BFBFBF"/>
+              <w:right w:val="single" w:sz="4" w:space="0" w:color="BFBFBF"/>
+            </w:tcBorders>
+            <w:vAlign w:val="center"/>
           </w:tcPr>
           <w:p>
             <w:pPr>
@@ -1504,6 +1864,13 @@
         <w:tc>
           <w:tcPr>
             <w:tcW w:w="1055" w:type="dxa"/>
+            <w:tcBorders>
+              <w:top w:val="single" w:sz="4" w:space="0" w:color="BFBFBF"/>
+              <w:left w:val="single" w:sz="4" w:space="0" w:color="BFBFBF"/>
+              <w:bottom w:val="single" w:sz="4" w:space="0" w:color="BFBFBF"/>
+              <w:right w:val="single" w:sz="4" w:space="0" w:color="BFBFBF"/>
+            </w:tcBorders>
+            <w:vAlign w:val="center"/>
           </w:tcPr>
           <w:p>
             <w:pPr>
@@ -1520,6 +1887,13 @@
         <w:tc>
           <w:tcPr>
             <w:tcW w:w="1187" w:type="dxa"/>
+            <w:tcBorders>
+              <w:top w:val="single" w:sz="4" w:space="0" w:color="BFBFBF"/>
+              <w:left w:val="single" w:sz="4" w:space="0" w:color="BFBFBF"/>
+              <w:bottom w:val="single" w:sz="4" w:space="0" w:color="BFBFBF"/>
+              <w:right w:val="single" w:sz="4" w:space="0" w:color="BFBFBF"/>
+            </w:tcBorders>
+            <w:vAlign w:val="center"/>
           </w:tcPr>
           <w:p>
             <w:pPr>
@@ -1536,6 +1910,13 @@
         <w:tc>
           <w:tcPr>
             <w:tcW w:w="1250" w:type="dxa"/>
+            <w:tcBorders>
+              <w:top w:val="single" w:sz="4" w:space="0" w:color="BFBFBF"/>
+              <w:left w:val="single" w:sz="4" w:space="0" w:color="BFBFBF"/>
+              <w:bottom w:val="single" w:sz="4" w:space="0" w:color="BFBFBF"/>
+              <w:right w:val="single" w:sz="4" w:space="0" w:color="BFBFBF"/>
+            </w:tcBorders>
+            <w:vAlign w:val="center"/>
           </w:tcPr>
           <w:p>
             <w:pPr>
@@ -1552,6 +1933,12 @@
         <w:tc>
           <w:tcPr>
             <w:tcW w:w="2557" w:type="dxa"/>
+            <w:tcBorders>
+              <w:top w:val="single" w:sz="4" w:space="0" w:color="BFBFBF"/>
+              <w:left w:val="single" w:sz="4" w:space="0" w:color="BFBFBF"/>
+              <w:bottom w:val="single" w:sz="4" w:space="0" w:color="BFBFBF"/>
+              <w:right w:val="single" w:sz="4" w:space="0" w:color="BFBFBF"/>
+            </w:tcBorders>
             <w:vAlign w:val="center"/>
           </w:tcPr>
           <w:p>
@@ -1564,6 +1951,14 @@
                 <w:szCs w:val="18"/>
               </w:rPr>
             </w:pPr>
+            <w:r>
+              <w:rPr>
+                <w:rFonts w:ascii="Calibri" w:eastAsia="Calibri" w:hAnsi="Calibri" w:cs="Calibri"/>
+                <w:sz w:val="20"/>
+                <w:szCs w:val="20"/>
+              </w:rPr>
+              <w:t>Diseño y consulto bases de datos relacionales de forma habitual (SQL en entornos productivos, PostgreSQL, SQL Server, MongoDB). Domino bien el modelamiento; me quedan por reforzar aspectos de optimización y escalabilidad en modelos de gran volumen.</w:t>
+            </w:r>
           </w:p>
         </w:tc>
       </w:tr>
@@ -1575,10 +1970,17 @@
         <w:tc>
           <w:tcPr>
             <w:tcW w:w="1931" w:type="dxa"/>
+            <w:tcBorders>
+              <w:top w:val="single" w:sz="4" w:space="0" w:color="BFBFBF"/>
+              <w:left w:val="single" w:sz="4" w:space="0" w:color="BFBFBF"/>
+              <w:bottom w:val="single" w:sz="4" w:space="0" w:color="BFBFBF"/>
+              <w:right w:val="single" w:sz="4" w:space="0" w:color="BFBFBF"/>
+            </w:tcBorders>
+            <w:vAlign w:val="center"/>
           </w:tcPr>
           <w:p>
             <w:pPr>
-              <w:jc w:val="both"/>
+              <w:jc w:val="center"/>
               <w:rPr>
                 <w:b/>
                 <w:bCs/>
@@ -1586,11 +1988,30 @@
                 <w:szCs w:val="18"/>
               </w:rPr>
             </w:pPr>
+            <w:r>
+              <w:rPr>
+                <w:rFonts w:ascii="Calibri" w:eastAsia="Calibri" w:hAnsi="Calibri" w:cs="Calibri"/>
+                <w:b/>
+                <w:bCs/>
+                <w:color w:val="000000"/>
+                <w:sz w:val="20"/>
+                <w:szCs w:val="20"/>
+              </w:rPr>
+              <w:lastRenderedPageBreak/>
+              <w:t>Realizar pruebas de certificación de productos y procesos (Calidad de Software)</w:t>
+            </w:r>
           </w:p>
         </w:tc>
         <w:tc>
           <w:tcPr>
             <w:tcW w:w="1017" w:type="dxa"/>
+            <w:tcBorders>
+              <w:top w:val="single" w:sz="4" w:space="0" w:color="BFBFBF"/>
+              <w:left w:val="single" w:sz="4" w:space="0" w:color="BFBFBF"/>
+              <w:bottom w:val="single" w:sz="4" w:space="0" w:color="BFBFBF"/>
+              <w:right w:val="single" w:sz="4" w:space="0" w:color="BFBFBF"/>
+            </w:tcBorders>
+            <w:vAlign w:val="center"/>
           </w:tcPr>
           <w:p>
             <w:pPr>
@@ -1602,11 +2023,27 @@
                 <w:szCs w:val="18"/>
               </w:rPr>
             </w:pPr>
+            <w:r>
+              <w:rPr>
+                <w:b/>
+                <w:bCs/>
+                <w:sz w:val="18"/>
+                <w:szCs w:val="18"/>
+              </w:rPr>
+              <w:t>X</w:t>
+            </w:r>
           </w:p>
         </w:tc>
         <w:tc>
           <w:tcPr>
             <w:tcW w:w="926" w:type="dxa"/>
+            <w:tcBorders>
+              <w:top w:val="single" w:sz="4" w:space="0" w:color="BFBFBF"/>
+              <w:left w:val="single" w:sz="4" w:space="0" w:color="BFBFBF"/>
+              <w:bottom w:val="single" w:sz="4" w:space="0" w:color="BFBFBF"/>
+              <w:right w:val="single" w:sz="4" w:space="0" w:color="BFBFBF"/>
+            </w:tcBorders>
+            <w:vAlign w:val="center"/>
           </w:tcPr>
           <w:p>
             <w:pPr>
@@ -1623,6 +2060,13 @@
         <w:tc>
           <w:tcPr>
             <w:tcW w:w="1055" w:type="dxa"/>
+            <w:tcBorders>
+              <w:top w:val="single" w:sz="4" w:space="0" w:color="BFBFBF"/>
+              <w:left w:val="single" w:sz="4" w:space="0" w:color="BFBFBF"/>
+              <w:bottom w:val="single" w:sz="4" w:space="0" w:color="BFBFBF"/>
+              <w:right w:val="single" w:sz="4" w:space="0" w:color="BFBFBF"/>
+            </w:tcBorders>
+            <w:vAlign w:val="center"/>
           </w:tcPr>
           <w:p>
             <w:pPr>
@@ -1639,6 +2083,13 @@
         <w:tc>
           <w:tcPr>
             <w:tcW w:w="1187" w:type="dxa"/>
+            <w:tcBorders>
+              <w:top w:val="single" w:sz="4" w:space="0" w:color="BFBFBF"/>
+              <w:left w:val="single" w:sz="4" w:space="0" w:color="BFBFBF"/>
+              <w:bottom w:val="single" w:sz="4" w:space="0" w:color="BFBFBF"/>
+              <w:right w:val="single" w:sz="4" w:space="0" w:color="BFBFBF"/>
+            </w:tcBorders>
+            <w:vAlign w:val="center"/>
           </w:tcPr>
           <w:p>
             <w:pPr>
@@ -1655,6 +2106,13 @@
         <w:tc>
           <w:tcPr>
             <w:tcW w:w="1250" w:type="dxa"/>
+            <w:tcBorders>
+              <w:top w:val="single" w:sz="4" w:space="0" w:color="BFBFBF"/>
+              <w:left w:val="single" w:sz="4" w:space="0" w:color="BFBFBF"/>
+              <w:bottom w:val="single" w:sz="4" w:space="0" w:color="BFBFBF"/>
+              <w:right w:val="single" w:sz="4" w:space="0" w:color="BFBFBF"/>
+            </w:tcBorders>
+            <w:vAlign w:val="center"/>
           </w:tcPr>
           <w:p>
             <w:pPr>
@@ -1671,6 +2129,13 @@
         <w:tc>
           <w:tcPr>
             <w:tcW w:w="2557" w:type="dxa"/>
+            <w:tcBorders>
+              <w:top w:val="single" w:sz="4" w:space="0" w:color="BFBFBF"/>
+              <w:left w:val="single" w:sz="4" w:space="0" w:color="BFBFBF"/>
+              <w:bottom w:val="single" w:sz="4" w:space="0" w:color="BFBFBF"/>
+              <w:right w:val="single" w:sz="4" w:space="0" w:color="BFBFBF"/>
+            </w:tcBorders>
+            <w:vAlign w:val="center"/>
           </w:tcPr>
           <w:p>
             <w:pPr>
@@ -1682,6 +2147,50 @@
                 <w:szCs w:val="18"/>
               </w:rPr>
             </w:pPr>
+            <w:r>
+              <w:rPr>
+                <w:rFonts w:ascii="Calibri" w:eastAsia="Calibri" w:hAnsi="Calibri" w:cs="Calibri"/>
+                <w:sz w:val="20"/>
+                <w:szCs w:val="20"/>
+              </w:rPr>
+              <w:t xml:space="preserve">Tengo buen dominio de las pruebas de software; realicé automatización de pruebas con </w:t>
+            </w:r>
+            <w:proofErr w:type="spellStart"/>
+            <w:r>
+              <w:rPr>
+                <w:rFonts w:ascii="Calibri" w:eastAsia="Calibri" w:hAnsi="Calibri" w:cs="Calibri"/>
+                <w:sz w:val="20"/>
+                <w:szCs w:val="20"/>
+              </w:rPr>
+              <w:t>Selenium</w:t>
+            </w:r>
+            <w:proofErr w:type="spellEnd"/>
+            <w:r>
+              <w:rPr>
+                <w:rFonts w:ascii="Calibri" w:eastAsia="Calibri" w:hAnsi="Calibri" w:cs="Calibri"/>
+                <w:sz w:val="20"/>
+                <w:szCs w:val="20"/>
+              </w:rPr>
+              <w:t>/</w:t>
+            </w:r>
+            <w:proofErr w:type="spellStart"/>
+            <w:r>
+              <w:rPr>
+                <w:rFonts w:ascii="Calibri" w:eastAsia="Calibri" w:hAnsi="Calibri" w:cs="Calibri"/>
+                <w:sz w:val="20"/>
+                <w:szCs w:val="20"/>
+              </w:rPr>
+              <w:t>Behave</w:t>
+            </w:r>
+            <w:proofErr w:type="spellEnd"/>
+            <w:r>
+              <w:rPr>
+                <w:rFonts w:ascii="Calibri" w:eastAsia="Calibri" w:hAnsi="Calibri" w:cs="Calibri"/>
+                <w:sz w:val="20"/>
+                <w:szCs w:val="20"/>
+              </w:rPr>
+              <w:t xml:space="preserve"> y aplico validación en mi trabajo de soporte. Debo reforzar la cobertura de pruebas y su integración dentro de un pipeline de entrega continua.</w:t>
+            </w:r>
           </w:p>
         </w:tc>
       </w:tr>
@@ -1693,10 +2202,17 @@
         <w:tc>
           <w:tcPr>
             <w:tcW w:w="1931" w:type="dxa"/>
+            <w:tcBorders>
+              <w:top w:val="single" w:sz="4" w:space="0" w:color="BFBFBF"/>
+              <w:left w:val="single" w:sz="4" w:space="0" w:color="BFBFBF"/>
+              <w:bottom w:val="single" w:sz="4" w:space="0" w:color="BFBFBF"/>
+              <w:right w:val="single" w:sz="4" w:space="0" w:color="BFBFBF"/>
+            </w:tcBorders>
+            <w:vAlign w:val="center"/>
           </w:tcPr>
           <w:p>
             <w:pPr>
-              <w:jc w:val="both"/>
+              <w:jc w:val="center"/>
               <w:rPr>
                 <w:b/>
                 <w:bCs/>
@@ -1704,11 +2220,29 @@
                 <w:szCs w:val="18"/>
               </w:rPr>
             </w:pPr>
+            <w:r>
+              <w:rPr>
+                <w:rFonts w:ascii="Calibri" w:eastAsia="Calibri" w:hAnsi="Calibri" w:cs="Calibri"/>
+                <w:b/>
+                <w:bCs/>
+                <w:color w:val="000000"/>
+                <w:sz w:val="20"/>
+                <w:szCs w:val="20"/>
+              </w:rPr>
+              <w:t>Analizar y planificar requerimientos informáticos</w:t>
+            </w:r>
           </w:p>
         </w:tc>
         <w:tc>
           <w:tcPr>
             <w:tcW w:w="1017" w:type="dxa"/>
+            <w:tcBorders>
+              <w:top w:val="single" w:sz="4" w:space="0" w:color="BFBFBF"/>
+              <w:left w:val="single" w:sz="4" w:space="0" w:color="BFBFBF"/>
+              <w:bottom w:val="single" w:sz="4" w:space="0" w:color="BFBFBF"/>
+              <w:right w:val="single" w:sz="4" w:space="0" w:color="BFBFBF"/>
+            </w:tcBorders>
+            <w:vAlign w:val="center"/>
           </w:tcPr>
           <w:p>
             <w:pPr>
@@ -1720,11 +2254,27 @@
                 <w:szCs w:val="18"/>
               </w:rPr>
             </w:pPr>
+            <w:r>
+              <w:rPr>
+                <w:b/>
+                <w:bCs/>
+                <w:sz w:val="18"/>
+                <w:szCs w:val="18"/>
+              </w:rPr>
+              <w:t>X</w:t>
+            </w:r>
           </w:p>
         </w:tc>
         <w:tc>
           <w:tcPr>
             <w:tcW w:w="926" w:type="dxa"/>
+            <w:tcBorders>
+              <w:top w:val="single" w:sz="4" w:space="0" w:color="BFBFBF"/>
+              <w:left w:val="single" w:sz="4" w:space="0" w:color="BFBFBF"/>
+              <w:bottom w:val="single" w:sz="4" w:space="0" w:color="BFBFBF"/>
+              <w:right w:val="single" w:sz="4" w:space="0" w:color="BFBFBF"/>
+            </w:tcBorders>
+            <w:vAlign w:val="center"/>
           </w:tcPr>
           <w:p>
             <w:pPr>
@@ -1741,6 +2291,13 @@
         <w:tc>
           <w:tcPr>
             <w:tcW w:w="1055" w:type="dxa"/>
+            <w:tcBorders>
+              <w:top w:val="single" w:sz="4" w:space="0" w:color="BFBFBF"/>
+              <w:left w:val="single" w:sz="4" w:space="0" w:color="BFBFBF"/>
+              <w:bottom w:val="single" w:sz="4" w:space="0" w:color="BFBFBF"/>
+              <w:right w:val="single" w:sz="4" w:space="0" w:color="BFBFBF"/>
+            </w:tcBorders>
+            <w:vAlign w:val="center"/>
           </w:tcPr>
           <w:p>
             <w:pPr>
@@ -1757,6 +2314,13 @@
         <w:tc>
           <w:tcPr>
             <w:tcW w:w="1187" w:type="dxa"/>
+            <w:tcBorders>
+              <w:top w:val="single" w:sz="4" w:space="0" w:color="BFBFBF"/>
+              <w:left w:val="single" w:sz="4" w:space="0" w:color="BFBFBF"/>
+              <w:bottom w:val="single" w:sz="4" w:space="0" w:color="BFBFBF"/>
+              <w:right w:val="single" w:sz="4" w:space="0" w:color="BFBFBF"/>
+            </w:tcBorders>
+            <w:vAlign w:val="center"/>
           </w:tcPr>
           <w:p>
             <w:pPr>
@@ -1773,6 +2337,13 @@
         <w:tc>
           <w:tcPr>
             <w:tcW w:w="1250" w:type="dxa"/>
+            <w:tcBorders>
+              <w:top w:val="single" w:sz="4" w:space="0" w:color="BFBFBF"/>
+              <w:left w:val="single" w:sz="4" w:space="0" w:color="BFBFBF"/>
+              <w:bottom w:val="single" w:sz="4" w:space="0" w:color="BFBFBF"/>
+              <w:right w:val="single" w:sz="4" w:space="0" w:color="BFBFBF"/>
+            </w:tcBorders>
+            <w:vAlign w:val="center"/>
           </w:tcPr>
           <w:p>
             <w:pPr>
@@ -1789,6 +2360,13 @@
         <w:tc>
           <w:tcPr>
             <w:tcW w:w="2557" w:type="dxa"/>
+            <w:tcBorders>
+              <w:top w:val="single" w:sz="4" w:space="0" w:color="BFBFBF"/>
+              <w:left w:val="single" w:sz="4" w:space="0" w:color="BFBFBF"/>
+              <w:bottom w:val="single" w:sz="4" w:space="0" w:color="BFBFBF"/>
+              <w:right w:val="single" w:sz="4" w:space="0" w:color="BFBFBF"/>
+            </w:tcBorders>
+            <w:vAlign w:val="center"/>
           </w:tcPr>
           <w:p>
             <w:pPr>
@@ -1800,6 +2378,14 @@
                 <w:szCs w:val="18"/>
               </w:rPr>
             </w:pPr>
+            <w:r>
+              <w:rPr>
+                <w:rFonts w:ascii="Calibri" w:eastAsia="Calibri" w:hAnsi="Calibri" w:cs="Calibri"/>
+                <w:sz w:val="20"/>
+                <w:szCs w:val="20"/>
+              </w:rPr>
+              <w:t>Manejo los aspectos centrales del levantamiento y la planificación de requerimientos, pero necesito reforzar la formalización y documentación de requisitos, especialmente en proyectos que se iniciaron sin un alcance bien definido.</w:t>
+            </w:r>
           </w:p>
         </w:tc>
       </w:tr>
@@ -1811,10 +2397,17 @@
         <w:tc>
           <w:tcPr>
             <w:tcW w:w="1931" w:type="dxa"/>
+            <w:tcBorders>
+              <w:top w:val="single" w:sz="4" w:space="0" w:color="BFBFBF"/>
+              <w:left w:val="single" w:sz="4" w:space="0" w:color="BFBFBF"/>
+              <w:bottom w:val="single" w:sz="4" w:space="0" w:color="BFBFBF"/>
+              <w:right w:val="single" w:sz="4" w:space="0" w:color="BFBFBF"/>
+            </w:tcBorders>
+            <w:vAlign w:val="center"/>
           </w:tcPr>
           <w:p>
             <w:pPr>
-              <w:jc w:val="both"/>
+              <w:jc w:val="center"/>
               <w:rPr>
                 <w:b/>
                 <w:bCs/>
@@ -1822,11 +2415,29 @@
                 <w:szCs w:val="18"/>
               </w:rPr>
             </w:pPr>
+            <w:r>
+              <w:rPr>
+                <w:rFonts w:ascii="Calibri" w:eastAsia="Calibri" w:hAnsi="Calibri" w:cs="Calibri"/>
+                <w:b/>
+                <w:bCs/>
+                <w:color w:val="000000"/>
+                <w:sz w:val="20"/>
+                <w:szCs w:val="20"/>
+              </w:rPr>
+              <w:t>Gestionar proyectos informáticos</w:t>
+            </w:r>
           </w:p>
         </w:tc>
         <w:tc>
           <w:tcPr>
             <w:tcW w:w="1017" w:type="dxa"/>
+            <w:tcBorders>
+              <w:top w:val="single" w:sz="4" w:space="0" w:color="BFBFBF"/>
+              <w:left w:val="single" w:sz="4" w:space="0" w:color="BFBFBF"/>
+              <w:bottom w:val="single" w:sz="4" w:space="0" w:color="BFBFBF"/>
+              <w:right w:val="single" w:sz="4" w:space="0" w:color="BFBFBF"/>
+            </w:tcBorders>
+            <w:vAlign w:val="center"/>
           </w:tcPr>
           <w:p>
             <w:pPr>
@@ -1838,11 +2449,27 @@
                 <w:szCs w:val="18"/>
               </w:rPr>
             </w:pPr>
+            <w:r>
+              <w:rPr>
+                <w:b/>
+                <w:bCs/>
+                <w:sz w:val="18"/>
+                <w:szCs w:val="18"/>
+              </w:rPr>
+              <w:t>X</w:t>
+            </w:r>
           </w:p>
         </w:tc>
         <w:tc>
           <w:tcPr>
             <w:tcW w:w="926" w:type="dxa"/>
+            <w:tcBorders>
+              <w:top w:val="single" w:sz="4" w:space="0" w:color="BFBFBF"/>
+              <w:left w:val="single" w:sz="4" w:space="0" w:color="BFBFBF"/>
+              <w:bottom w:val="single" w:sz="4" w:space="0" w:color="BFBFBF"/>
+              <w:right w:val="single" w:sz="4" w:space="0" w:color="BFBFBF"/>
+            </w:tcBorders>
+            <w:vAlign w:val="center"/>
           </w:tcPr>
           <w:p>
             <w:pPr>
@@ -1859,6 +2486,13 @@
         <w:tc>
           <w:tcPr>
             <w:tcW w:w="1055" w:type="dxa"/>
+            <w:tcBorders>
+              <w:top w:val="single" w:sz="4" w:space="0" w:color="BFBFBF"/>
+              <w:left w:val="single" w:sz="4" w:space="0" w:color="BFBFBF"/>
+              <w:bottom w:val="single" w:sz="4" w:space="0" w:color="BFBFBF"/>
+              <w:right w:val="single" w:sz="4" w:space="0" w:color="BFBFBF"/>
+            </w:tcBorders>
+            <w:vAlign w:val="center"/>
           </w:tcPr>
           <w:p>
             <w:pPr>
@@ -1875,6 +2509,13 @@
         <w:tc>
           <w:tcPr>
             <w:tcW w:w="1187" w:type="dxa"/>
+            <w:tcBorders>
+              <w:top w:val="single" w:sz="4" w:space="0" w:color="BFBFBF"/>
+              <w:left w:val="single" w:sz="4" w:space="0" w:color="BFBFBF"/>
+              <w:bottom w:val="single" w:sz="4" w:space="0" w:color="BFBFBF"/>
+              <w:right w:val="single" w:sz="4" w:space="0" w:color="BFBFBF"/>
+            </w:tcBorders>
+            <w:vAlign w:val="center"/>
           </w:tcPr>
           <w:p>
             <w:pPr>
@@ -1891,6 +2532,13 @@
         <w:tc>
           <w:tcPr>
             <w:tcW w:w="1250" w:type="dxa"/>
+            <w:tcBorders>
+              <w:top w:val="single" w:sz="4" w:space="0" w:color="BFBFBF"/>
+              <w:left w:val="single" w:sz="4" w:space="0" w:color="BFBFBF"/>
+              <w:bottom w:val="single" w:sz="4" w:space="0" w:color="BFBFBF"/>
+              <w:right w:val="single" w:sz="4" w:space="0" w:color="BFBFBF"/>
+            </w:tcBorders>
+            <w:vAlign w:val="center"/>
           </w:tcPr>
           <w:p>
             <w:pPr>
@@ -1907,6 +2555,13 @@
         <w:tc>
           <w:tcPr>
             <w:tcW w:w="2557" w:type="dxa"/>
+            <w:tcBorders>
+              <w:top w:val="single" w:sz="4" w:space="0" w:color="BFBFBF"/>
+              <w:left w:val="single" w:sz="4" w:space="0" w:color="BFBFBF"/>
+              <w:bottom w:val="single" w:sz="4" w:space="0" w:color="BFBFBF"/>
+              <w:right w:val="single" w:sz="4" w:space="0" w:color="BFBFBF"/>
+            </w:tcBorders>
+            <w:vAlign w:val="center"/>
           </w:tcPr>
           <w:p>
             <w:pPr>
@@ -1918,6 +2573,32 @@
                 <w:szCs w:val="18"/>
               </w:rPr>
             </w:pPr>
+            <w:r>
+              <w:rPr>
+                <w:rFonts w:ascii="Calibri" w:eastAsia="Calibri" w:hAnsi="Calibri" w:cs="Calibri"/>
+                <w:sz w:val="20"/>
+                <w:szCs w:val="20"/>
+              </w:rPr>
+              <w:t xml:space="preserve">Tengo una base sólida: apliqué metodología PMBOK en una asignatura y coordino equipos en el </w:t>
+            </w:r>
+            <w:proofErr w:type="spellStart"/>
+            <w:r>
+              <w:rPr>
+                <w:rFonts w:ascii="Calibri" w:eastAsia="Calibri" w:hAnsi="Calibri" w:cs="Calibri"/>
+                <w:sz w:val="20"/>
+                <w:szCs w:val="20"/>
+              </w:rPr>
+              <w:t>Capstone</w:t>
+            </w:r>
+            <w:proofErr w:type="spellEnd"/>
+            <w:r>
+              <w:rPr>
+                <w:rFonts w:ascii="Calibri" w:eastAsia="Calibri" w:hAnsi="Calibri" w:cs="Calibri"/>
+                <w:sz w:val="20"/>
+                <w:szCs w:val="20"/>
+              </w:rPr>
+              <w:t>, pero requiero reforzar la gestión formal de proyectos, el control de avance y el liderazgo de equipos de mayor tamaño.</w:t>
+            </w:r>
           </w:p>
         </w:tc>
       </w:tr>
@@ -1929,10 +2610,17 @@
         <w:tc>
           <w:tcPr>
             <w:tcW w:w="1931" w:type="dxa"/>
+            <w:tcBorders>
+              <w:top w:val="single" w:sz="4" w:space="0" w:color="BFBFBF"/>
+              <w:left w:val="single" w:sz="4" w:space="0" w:color="BFBFBF"/>
+              <w:bottom w:val="single" w:sz="4" w:space="0" w:color="BFBFBF"/>
+              <w:right w:val="single" w:sz="4" w:space="0" w:color="BFBFBF"/>
+            </w:tcBorders>
+            <w:vAlign w:val="center"/>
           </w:tcPr>
           <w:p>
             <w:pPr>
-              <w:jc w:val="both"/>
+              <w:jc w:val="center"/>
               <w:rPr>
                 <w:b/>
                 <w:bCs/>
@@ -1940,11 +2628,29 @@
                 <w:szCs w:val="18"/>
               </w:rPr>
             </w:pPr>
+            <w:r>
+              <w:rPr>
+                <w:rFonts w:ascii="Calibri" w:eastAsia="Calibri" w:hAnsi="Calibri" w:cs="Calibri"/>
+                <w:b/>
+                <w:bCs/>
+                <w:color w:val="000000"/>
+                <w:sz w:val="20"/>
+                <w:szCs w:val="20"/>
+              </w:rPr>
+              <w:t>Desarrollar soluciones de Inteligencia de Negocios</w:t>
+            </w:r>
           </w:p>
         </w:tc>
         <w:tc>
           <w:tcPr>
             <w:tcW w:w="1017" w:type="dxa"/>
+            <w:tcBorders>
+              <w:top w:val="single" w:sz="4" w:space="0" w:color="BFBFBF"/>
+              <w:left w:val="single" w:sz="4" w:space="0" w:color="BFBFBF"/>
+              <w:bottom w:val="single" w:sz="4" w:space="0" w:color="BFBFBF"/>
+              <w:right w:val="single" w:sz="4" w:space="0" w:color="BFBFBF"/>
+            </w:tcBorders>
+            <w:vAlign w:val="center"/>
           </w:tcPr>
           <w:p>
             <w:pPr>
@@ -1956,11 +2662,27 @@
                 <w:szCs w:val="18"/>
               </w:rPr>
             </w:pPr>
+            <w:r>
+              <w:rPr>
+                <w:b/>
+                <w:bCs/>
+                <w:sz w:val="18"/>
+                <w:szCs w:val="18"/>
+              </w:rPr>
+              <w:t>X</w:t>
+            </w:r>
           </w:p>
         </w:tc>
         <w:tc>
           <w:tcPr>
             <w:tcW w:w="926" w:type="dxa"/>
+            <w:tcBorders>
+              <w:top w:val="single" w:sz="4" w:space="0" w:color="BFBFBF"/>
+              <w:left w:val="single" w:sz="4" w:space="0" w:color="BFBFBF"/>
+              <w:bottom w:val="single" w:sz="4" w:space="0" w:color="BFBFBF"/>
+              <w:right w:val="single" w:sz="4" w:space="0" w:color="BFBFBF"/>
+            </w:tcBorders>
+            <w:vAlign w:val="center"/>
           </w:tcPr>
           <w:p>
             <w:pPr>
@@ -1977,6 +2699,13 @@
         <w:tc>
           <w:tcPr>
             <w:tcW w:w="1055" w:type="dxa"/>
+            <w:tcBorders>
+              <w:top w:val="single" w:sz="4" w:space="0" w:color="BFBFBF"/>
+              <w:left w:val="single" w:sz="4" w:space="0" w:color="BFBFBF"/>
+              <w:bottom w:val="single" w:sz="4" w:space="0" w:color="BFBFBF"/>
+              <w:right w:val="single" w:sz="4" w:space="0" w:color="BFBFBF"/>
+            </w:tcBorders>
+            <w:vAlign w:val="center"/>
           </w:tcPr>
           <w:p>
             <w:pPr>
@@ -1993,6 +2722,13 @@
         <w:tc>
           <w:tcPr>
             <w:tcW w:w="1187" w:type="dxa"/>
+            <w:tcBorders>
+              <w:top w:val="single" w:sz="4" w:space="0" w:color="BFBFBF"/>
+              <w:left w:val="single" w:sz="4" w:space="0" w:color="BFBFBF"/>
+              <w:bottom w:val="single" w:sz="4" w:space="0" w:color="BFBFBF"/>
+              <w:right w:val="single" w:sz="4" w:space="0" w:color="BFBFBF"/>
+            </w:tcBorders>
+            <w:vAlign w:val="center"/>
           </w:tcPr>
           <w:p>
             <w:pPr>
@@ -2009,6 +2745,13 @@
         <w:tc>
           <w:tcPr>
             <w:tcW w:w="1250" w:type="dxa"/>
+            <w:tcBorders>
+              <w:top w:val="single" w:sz="4" w:space="0" w:color="BFBFBF"/>
+              <w:left w:val="single" w:sz="4" w:space="0" w:color="BFBFBF"/>
+              <w:bottom w:val="single" w:sz="4" w:space="0" w:color="BFBFBF"/>
+              <w:right w:val="single" w:sz="4" w:space="0" w:color="BFBFBF"/>
+            </w:tcBorders>
+            <w:vAlign w:val="center"/>
           </w:tcPr>
           <w:p>
             <w:pPr>
@@ -2025,6 +2768,13 @@
         <w:tc>
           <w:tcPr>
             <w:tcW w:w="2557" w:type="dxa"/>
+            <w:tcBorders>
+              <w:top w:val="single" w:sz="4" w:space="0" w:color="BFBFBF"/>
+              <w:left w:val="single" w:sz="4" w:space="0" w:color="BFBFBF"/>
+              <w:bottom w:val="single" w:sz="4" w:space="0" w:color="BFBFBF"/>
+              <w:right w:val="single" w:sz="4" w:space="0" w:color="BFBFBF"/>
+            </w:tcBorders>
+            <w:vAlign w:val="center"/>
           </w:tcPr>
           <w:p>
             <w:pPr>
@@ -2036,6 +2786,32 @@
                 <w:szCs w:val="18"/>
               </w:rPr>
             </w:pPr>
+            <w:r>
+              <w:rPr>
+                <w:rFonts w:ascii="Calibri" w:eastAsia="Calibri" w:hAnsi="Calibri" w:cs="Calibri"/>
+                <w:sz w:val="20"/>
+                <w:szCs w:val="20"/>
+              </w:rPr>
+              <w:t xml:space="preserve">Construí </w:t>
+            </w:r>
+            <w:proofErr w:type="spellStart"/>
+            <w:r>
+              <w:rPr>
+                <w:rFonts w:ascii="Calibri" w:eastAsia="Calibri" w:hAnsi="Calibri" w:cs="Calibri"/>
+                <w:sz w:val="20"/>
+                <w:szCs w:val="20"/>
+              </w:rPr>
+              <w:t>dashboards</w:t>
+            </w:r>
+            <w:proofErr w:type="spellEnd"/>
+            <w:r>
+              <w:rPr>
+                <w:rFonts w:ascii="Calibri" w:eastAsia="Calibri" w:hAnsi="Calibri" w:cs="Calibri"/>
+                <w:sz w:val="20"/>
+                <w:szCs w:val="20"/>
+              </w:rPr>
+              <w:t xml:space="preserve"> en Power BI para análisis de datos reales, por lo que manejo lo central de BI, pero aún debo reforzar el diseño de soluciones analíticas más complejas y la integración de múltiples fuentes de datos a mayor escala.</w:t>
+            </w:r>
           </w:p>
         </w:tc>
       </w:tr>
@@ -2047,10 +2823,17 @@
         <w:tc>
           <w:tcPr>
             <w:tcW w:w="1931" w:type="dxa"/>
+            <w:tcBorders>
+              <w:top w:val="single" w:sz="4" w:space="0" w:color="BFBFBF"/>
+              <w:left w:val="single" w:sz="4" w:space="0" w:color="BFBFBF"/>
+              <w:bottom w:val="single" w:sz="4" w:space="0" w:color="BFBFBF"/>
+              <w:right w:val="single" w:sz="4" w:space="0" w:color="BFBFBF"/>
+            </w:tcBorders>
+            <w:vAlign w:val="center"/>
           </w:tcPr>
           <w:p>
             <w:pPr>
-              <w:jc w:val="both"/>
+              <w:jc w:val="center"/>
               <w:rPr>
                 <w:b/>
                 <w:bCs/>
@@ -2058,11 +2841,53 @@
                 <w:szCs w:val="18"/>
               </w:rPr>
             </w:pPr>
+            <w:r>
+              <w:rPr>
+                <w:rFonts w:ascii="Calibri" w:eastAsia="Calibri" w:hAnsi="Calibri" w:cs="Calibri"/>
+                <w:b/>
+                <w:bCs/>
+                <w:color w:val="000000"/>
+                <w:sz w:val="20"/>
+                <w:szCs w:val="20"/>
+              </w:rPr>
+              <w:t xml:space="preserve">Comunicarse en inglés en situaciones </w:t>
+            </w:r>
+            <w:proofErr w:type="gramStart"/>
+            <w:r>
+              <w:rPr>
+                <w:rFonts w:ascii="Calibri" w:eastAsia="Calibri" w:hAnsi="Calibri" w:cs="Calibri"/>
+                <w:b/>
+                <w:bCs/>
+                <w:color w:val="000000"/>
+                <w:sz w:val="20"/>
+                <w:szCs w:val="20"/>
+              </w:rPr>
+              <w:t>socio-laborales</w:t>
+            </w:r>
+            <w:proofErr w:type="gramEnd"/>
+            <w:r>
+              <w:rPr>
+                <w:rFonts w:ascii="Calibri" w:eastAsia="Calibri" w:hAnsi="Calibri" w:cs="Calibri"/>
+                <w:b/>
+                <w:bCs/>
+                <w:color w:val="000000"/>
+                <w:sz w:val="20"/>
+                <w:szCs w:val="20"/>
+              </w:rPr>
+              <w:t xml:space="preserve"> (nivel intermedio alto)</w:t>
+            </w:r>
           </w:p>
         </w:tc>
         <w:tc>
           <w:tcPr>
             <w:tcW w:w="1017" w:type="dxa"/>
+            <w:tcBorders>
+              <w:top w:val="single" w:sz="4" w:space="0" w:color="BFBFBF"/>
+              <w:left w:val="single" w:sz="4" w:space="0" w:color="BFBFBF"/>
+              <w:bottom w:val="single" w:sz="4" w:space="0" w:color="BFBFBF"/>
+              <w:right w:val="single" w:sz="4" w:space="0" w:color="BFBFBF"/>
+            </w:tcBorders>
+            <w:vAlign w:val="center"/>
           </w:tcPr>
           <w:p>
             <w:pPr>
@@ -2074,11 +2899,27 @@
                 <w:szCs w:val="18"/>
               </w:rPr>
             </w:pPr>
+            <w:r>
+              <w:rPr>
+                <w:b/>
+                <w:bCs/>
+                <w:sz w:val="18"/>
+                <w:szCs w:val="18"/>
+              </w:rPr>
+              <w:t>X</w:t>
+            </w:r>
           </w:p>
         </w:tc>
         <w:tc>
           <w:tcPr>
             <w:tcW w:w="926" w:type="dxa"/>
+            <w:tcBorders>
+              <w:top w:val="single" w:sz="4" w:space="0" w:color="BFBFBF"/>
+              <w:left w:val="single" w:sz="4" w:space="0" w:color="BFBFBF"/>
+              <w:bottom w:val="single" w:sz="4" w:space="0" w:color="BFBFBF"/>
+              <w:right w:val="single" w:sz="4" w:space="0" w:color="BFBFBF"/>
+            </w:tcBorders>
+            <w:vAlign w:val="center"/>
           </w:tcPr>
           <w:p>
             <w:pPr>
@@ -2095,6 +2936,13 @@
         <w:tc>
           <w:tcPr>
             <w:tcW w:w="1055" w:type="dxa"/>
+            <w:tcBorders>
+              <w:top w:val="single" w:sz="4" w:space="0" w:color="BFBFBF"/>
+              <w:left w:val="single" w:sz="4" w:space="0" w:color="BFBFBF"/>
+              <w:bottom w:val="single" w:sz="4" w:space="0" w:color="BFBFBF"/>
+              <w:right w:val="single" w:sz="4" w:space="0" w:color="BFBFBF"/>
+            </w:tcBorders>
+            <w:vAlign w:val="center"/>
           </w:tcPr>
           <w:p>
             <w:pPr>
@@ -2111,6 +2959,13 @@
         <w:tc>
           <w:tcPr>
             <w:tcW w:w="1187" w:type="dxa"/>
+            <w:tcBorders>
+              <w:top w:val="single" w:sz="4" w:space="0" w:color="BFBFBF"/>
+              <w:left w:val="single" w:sz="4" w:space="0" w:color="BFBFBF"/>
+              <w:bottom w:val="single" w:sz="4" w:space="0" w:color="BFBFBF"/>
+              <w:right w:val="single" w:sz="4" w:space="0" w:color="BFBFBF"/>
+            </w:tcBorders>
+            <w:vAlign w:val="center"/>
           </w:tcPr>
           <w:p>
             <w:pPr>
@@ -2127,6 +2982,13 @@
         <w:tc>
           <w:tcPr>
             <w:tcW w:w="1250" w:type="dxa"/>
+            <w:tcBorders>
+              <w:top w:val="single" w:sz="4" w:space="0" w:color="BFBFBF"/>
+              <w:left w:val="single" w:sz="4" w:space="0" w:color="BFBFBF"/>
+              <w:bottom w:val="single" w:sz="4" w:space="0" w:color="BFBFBF"/>
+              <w:right w:val="single" w:sz="4" w:space="0" w:color="BFBFBF"/>
+            </w:tcBorders>
+            <w:vAlign w:val="center"/>
           </w:tcPr>
           <w:p>
             <w:pPr>
@@ -2143,357 +3005,12 @@
         <w:tc>
           <w:tcPr>
             <w:tcW w:w="2557" w:type="dxa"/>
-          </w:tcPr>
-          <w:p>
-            <w:pPr>
-              <w:jc w:val="both"/>
-              <w:rPr>
-                <w:b/>
-                <w:bCs/>
-                <w:sz w:val="18"/>
-                <w:szCs w:val="18"/>
-              </w:rPr>
-            </w:pPr>
-          </w:p>
-        </w:tc>
-      </w:tr>
-      <w:tr>
-        <w:trPr>
-          <w:trHeight w:val="576"/>
-          <w:jc w:val="center"/>
-        </w:trPr>
-        <w:tc>
-          <w:tcPr>
-            <w:tcW w:w="1931" w:type="dxa"/>
-          </w:tcPr>
-          <w:p>
-            <w:pPr>
-              <w:jc w:val="both"/>
-              <w:rPr>
-                <w:color w:val="000000"/>
-                <w:sz w:val="18"/>
-                <w:szCs w:val="18"/>
-              </w:rPr>
-            </w:pPr>
-          </w:p>
-        </w:tc>
-        <w:tc>
-          <w:tcPr>
-            <w:tcW w:w="1017" w:type="dxa"/>
-          </w:tcPr>
-          <w:p>
-            <w:pPr>
-              <w:jc w:val="center"/>
-              <w:rPr>
-                <w:b/>
-                <w:bCs/>
-                <w:sz w:val="18"/>
-                <w:szCs w:val="18"/>
-              </w:rPr>
-            </w:pPr>
-          </w:p>
-        </w:tc>
-        <w:tc>
-          <w:tcPr>
-            <w:tcW w:w="926" w:type="dxa"/>
-          </w:tcPr>
-          <w:p>
-            <w:pPr>
-              <w:jc w:val="center"/>
-              <w:rPr>
-                <w:b/>
-                <w:bCs/>
-                <w:sz w:val="18"/>
-                <w:szCs w:val="18"/>
-              </w:rPr>
-            </w:pPr>
-          </w:p>
-        </w:tc>
-        <w:tc>
-          <w:tcPr>
-            <w:tcW w:w="1055" w:type="dxa"/>
-          </w:tcPr>
-          <w:p>
-            <w:pPr>
-              <w:jc w:val="center"/>
-              <w:rPr>
-                <w:b/>
-                <w:bCs/>
-                <w:sz w:val="18"/>
-                <w:szCs w:val="18"/>
-              </w:rPr>
-            </w:pPr>
-          </w:p>
-        </w:tc>
-        <w:tc>
-          <w:tcPr>
-            <w:tcW w:w="1187" w:type="dxa"/>
-          </w:tcPr>
-          <w:p>
-            <w:pPr>
-              <w:jc w:val="center"/>
-              <w:rPr>
-                <w:b/>
-                <w:bCs/>
-                <w:sz w:val="18"/>
-                <w:szCs w:val="18"/>
-              </w:rPr>
-            </w:pPr>
-          </w:p>
-        </w:tc>
-        <w:tc>
-          <w:tcPr>
-            <w:tcW w:w="1250" w:type="dxa"/>
-          </w:tcPr>
-          <w:p>
-            <w:pPr>
-              <w:jc w:val="center"/>
-              <w:rPr>
-                <w:b/>
-                <w:bCs/>
-                <w:sz w:val="18"/>
-                <w:szCs w:val="18"/>
-              </w:rPr>
-            </w:pPr>
-          </w:p>
-        </w:tc>
-        <w:tc>
-          <w:tcPr>
-            <w:tcW w:w="2557" w:type="dxa"/>
-          </w:tcPr>
-          <w:p>
-            <w:pPr>
-              <w:jc w:val="both"/>
-              <w:rPr>
-                <w:b/>
-                <w:bCs/>
-                <w:sz w:val="18"/>
-                <w:szCs w:val="18"/>
-              </w:rPr>
-            </w:pPr>
-          </w:p>
-        </w:tc>
-      </w:tr>
-      <w:tr>
-        <w:trPr>
-          <w:trHeight w:val="576"/>
-          <w:jc w:val="center"/>
-        </w:trPr>
-        <w:tc>
-          <w:tcPr>
-            <w:tcW w:w="1931" w:type="dxa"/>
-          </w:tcPr>
-          <w:p>
-            <w:pPr>
-              <w:jc w:val="both"/>
-              <w:rPr>
-                <w:color w:val="000000"/>
-                <w:sz w:val="18"/>
-                <w:szCs w:val="18"/>
-              </w:rPr>
-            </w:pPr>
-          </w:p>
-        </w:tc>
-        <w:tc>
-          <w:tcPr>
-            <w:tcW w:w="1017" w:type="dxa"/>
-          </w:tcPr>
-          <w:p>
-            <w:pPr>
-              <w:jc w:val="center"/>
-              <w:rPr>
-                <w:b/>
-                <w:bCs/>
-                <w:sz w:val="18"/>
-                <w:szCs w:val="18"/>
-              </w:rPr>
-            </w:pPr>
-          </w:p>
-        </w:tc>
-        <w:tc>
-          <w:tcPr>
-            <w:tcW w:w="926" w:type="dxa"/>
-          </w:tcPr>
-          <w:p>
-            <w:pPr>
-              <w:jc w:val="center"/>
-              <w:rPr>
-                <w:b/>
-                <w:bCs/>
-                <w:sz w:val="18"/>
-                <w:szCs w:val="18"/>
-              </w:rPr>
-            </w:pPr>
-          </w:p>
-        </w:tc>
-        <w:tc>
-          <w:tcPr>
-            <w:tcW w:w="1055" w:type="dxa"/>
-          </w:tcPr>
-          <w:p>
-            <w:pPr>
-              <w:jc w:val="center"/>
-              <w:rPr>
-                <w:b/>
-                <w:bCs/>
-                <w:sz w:val="18"/>
-                <w:szCs w:val="18"/>
-              </w:rPr>
-            </w:pPr>
-          </w:p>
-        </w:tc>
-        <w:tc>
-          <w:tcPr>
-            <w:tcW w:w="1187" w:type="dxa"/>
-          </w:tcPr>
-          <w:p>
-            <w:pPr>
-              <w:jc w:val="center"/>
-              <w:rPr>
-                <w:b/>
-                <w:bCs/>
-                <w:sz w:val="18"/>
-                <w:szCs w:val="18"/>
-              </w:rPr>
-            </w:pPr>
-          </w:p>
-        </w:tc>
-        <w:tc>
-          <w:tcPr>
-            <w:tcW w:w="1250" w:type="dxa"/>
-          </w:tcPr>
-          <w:p>
-            <w:pPr>
-              <w:jc w:val="center"/>
-              <w:rPr>
-                <w:b/>
-                <w:bCs/>
-                <w:sz w:val="18"/>
-                <w:szCs w:val="18"/>
-              </w:rPr>
-            </w:pPr>
-          </w:p>
-        </w:tc>
-        <w:tc>
-          <w:tcPr>
-            <w:tcW w:w="2557" w:type="dxa"/>
-          </w:tcPr>
-          <w:p>
-            <w:pPr>
-              <w:jc w:val="both"/>
-              <w:rPr>
-                <w:b/>
-                <w:bCs/>
-                <w:sz w:val="18"/>
-                <w:szCs w:val="18"/>
-              </w:rPr>
-            </w:pPr>
-          </w:p>
-        </w:tc>
-      </w:tr>
-      <w:tr>
-        <w:trPr>
-          <w:trHeight w:val="576"/>
-          <w:jc w:val="center"/>
-        </w:trPr>
-        <w:tc>
-          <w:tcPr>
-            <w:tcW w:w="1931" w:type="dxa"/>
-          </w:tcPr>
-          <w:p>
-            <w:pPr>
-              <w:jc w:val="both"/>
-              <w:rPr>
-                <w:color w:val="000000"/>
-                <w:sz w:val="18"/>
-                <w:szCs w:val="18"/>
-              </w:rPr>
-            </w:pPr>
-          </w:p>
-        </w:tc>
-        <w:tc>
-          <w:tcPr>
-            <w:tcW w:w="1017" w:type="dxa"/>
-          </w:tcPr>
-          <w:p>
-            <w:pPr>
-              <w:jc w:val="center"/>
-              <w:rPr>
-                <w:b/>
-                <w:bCs/>
-                <w:sz w:val="18"/>
-                <w:szCs w:val="18"/>
-              </w:rPr>
-            </w:pPr>
-          </w:p>
-        </w:tc>
-        <w:tc>
-          <w:tcPr>
-            <w:tcW w:w="926" w:type="dxa"/>
-          </w:tcPr>
-          <w:p>
-            <w:pPr>
-              <w:jc w:val="center"/>
-              <w:rPr>
-                <w:b/>
-                <w:bCs/>
-                <w:sz w:val="18"/>
-                <w:szCs w:val="18"/>
-              </w:rPr>
-            </w:pPr>
-          </w:p>
-        </w:tc>
-        <w:tc>
-          <w:tcPr>
-            <w:tcW w:w="1055" w:type="dxa"/>
-          </w:tcPr>
-          <w:p>
-            <w:pPr>
-              <w:jc w:val="center"/>
-              <w:rPr>
-                <w:b/>
-                <w:bCs/>
-                <w:sz w:val="18"/>
-                <w:szCs w:val="18"/>
-              </w:rPr>
-            </w:pPr>
-          </w:p>
-        </w:tc>
-        <w:tc>
-          <w:tcPr>
-            <w:tcW w:w="1187" w:type="dxa"/>
-          </w:tcPr>
-          <w:p>
-            <w:pPr>
-              <w:jc w:val="center"/>
-              <w:rPr>
-                <w:b/>
-                <w:bCs/>
-                <w:sz w:val="18"/>
-                <w:szCs w:val="18"/>
-              </w:rPr>
-            </w:pPr>
-          </w:p>
-        </w:tc>
-        <w:tc>
-          <w:tcPr>
-            <w:tcW w:w="1250" w:type="dxa"/>
-          </w:tcPr>
-          <w:p>
-            <w:pPr>
-              <w:jc w:val="center"/>
-              <w:rPr>
-                <w:b/>
-                <w:bCs/>
-                <w:sz w:val="18"/>
-                <w:szCs w:val="18"/>
-              </w:rPr>
-            </w:pPr>
-          </w:p>
-        </w:tc>
-        <w:tc>
-          <w:tcPr>
-            <w:tcW w:w="2557" w:type="dxa"/>
+            <w:tcBorders>
+              <w:top w:val="single" w:sz="4" w:space="0" w:color="BFBFBF"/>
+              <w:left w:val="single" w:sz="4" w:space="0" w:color="BFBFBF"/>
+              <w:bottom w:val="single" w:sz="4" w:space="0" w:color="BFBFBF"/>
+              <w:right w:val="single" w:sz="4" w:space="0" w:color="BFBFBF"/>
+            </w:tcBorders>
             <w:vAlign w:val="center"/>
           </w:tcPr>
           <w:p>
@@ -2506,6 +3023,32 @@
                 <w:szCs w:val="18"/>
               </w:rPr>
             </w:pPr>
+            <w:r>
+              <w:rPr>
+                <w:rFonts w:ascii="Calibri" w:eastAsia="Calibri" w:hAnsi="Calibri" w:cs="Calibri"/>
+                <w:sz w:val="20"/>
+                <w:szCs w:val="20"/>
+              </w:rPr>
+              <w:t xml:space="preserve">Cuento con la certificación de Inglés Intermedio Alto y leo documentación técnica en inglés a diario. Tengo un buen dominio escrito; debo reforzar la fluidez en la comunicación oral en contextos </w:t>
+            </w:r>
+            <w:proofErr w:type="gramStart"/>
+            <w:r>
+              <w:rPr>
+                <w:rFonts w:ascii="Calibri" w:eastAsia="Calibri" w:hAnsi="Calibri" w:cs="Calibri"/>
+                <w:sz w:val="20"/>
+                <w:szCs w:val="20"/>
+              </w:rPr>
+              <w:t>socio-laborales</w:t>
+            </w:r>
+            <w:proofErr w:type="gramEnd"/>
+            <w:r>
+              <w:rPr>
+                <w:rFonts w:ascii="Calibri" w:eastAsia="Calibri" w:hAnsi="Calibri" w:cs="Calibri"/>
+                <w:sz w:val="20"/>
+                <w:szCs w:val="20"/>
+              </w:rPr>
+              <w:t>.</w:t>
+            </w:r>
           </w:p>
         </w:tc>
       </w:tr>
@@ -2548,7 +3091,7 @@
 </file>
 
 <file path=word/endnotes.xml><?xml version="1.0" encoding="utf-8"?>
-<w:endnotes xmlns:wpc="http://schemas.microsoft.com/office/word/2010/wordprocessingCanvas" xmlns:cx="http://schemas.microsoft.com/office/drawing/2014/chartex" xmlns:cx1="http://schemas.microsoft.com/office/drawing/2015/9/8/chartex" xmlns:cx2="http://schemas.microsoft.com/office/drawing/2015/10/21/chartex" xmlns:cx3="http://schemas.microsoft.com/office/drawing/2016/5/9/chartex" xmlns:cx4="http://schemas.microsoft.com/office/drawing/2016/5/10/chartex" xmlns:cx5="http://schemas.microsoft.com/office/drawing/2016/5/11/chartex" xmlns:cx6="http://schemas.microsoft.com/office/drawing/2016/5/12/chartex" xmlns:cx7="http://schemas.microsoft.com/office/drawing/2016/5/13/chartex" xmlns:cx8="http://schemas.microsoft.com/office/drawing/2016/5/14/chartex" xmlns:mc="http://schemas.openxmlformats.org/markup-compatibility/2006" xmlns:aink="http://schemas.microsoft.com/office/drawing/2016/ink" xmlns:am3d="http://schemas.microsoft.com/office/drawing/2017/model3d" xmlns:o="urn:schemas-microsoft-com:office:office" xmlns:oel="http://schemas.microsoft.com/office/2019/extlst" xmlns:r="http://schemas.openxmlformats.org/officeDocument/2006/relationships" xmlns:m="http://schemas.openxmlformats.org/officeDocument/2006/math" xmlns:v="urn:schemas-microsoft-com:vml" xmlns:wp14="http://schemas.microsoft.com/office/word/2010/wordprocessingDrawing" xmlns:wp="http://schemas.openxmlformats.org/drawingml/2006/wordprocessingDrawing" xmlns:w10="urn:schemas-microsoft-com:office:word" xmlns:w="http://schemas.openxmlformats.org/wordprocessingml/2006/main" xmlns:w14="http://schemas.microsoft.com/office/word/2010/wordml" xmlns:w15="http://schemas.microsoft.com/office/word/2012/wordml" xmlns:w16cex="http://schemas.microsoft.com/office/word/2018/wordml/cex" xmlns:w16cid="http://schemas.microsoft.com/office/word/2016/wordml/cid" xmlns:w16="http://schemas.microsoft.com/office/word/2018/wordml" xmlns:w16du="http://schemas.microsoft.com/office/word/2023/wordml/word16du" xmlns:w16sdtdh="http://schemas.microsoft.com/office/word/2020/wordml/sdtdatahash" xmlns:w16sdtfl="http://schemas.microsoft.com/office/word/2024/wordml/sdtformatlock" xmlns:w16se="http://schemas.microsoft.com/office/word/2015/wordml/symex" xmlns:wpg="http://schemas.microsoft.com/office/word/2010/wordprocessingGroup" xmlns:wpi="http://schemas.microsoft.com/office/word/2010/wordprocessingInk" xmlns:wne="http://schemas.microsoft.com/office/word/2006/wordml" xmlns:wps="http://schemas.microsoft.com/office/word/2010/wordprocessingShape" mc:Ignorable="w14 w15 w16se w16cid w16 w16cex w16sdtdh w16sdtfl w16du wp14">
+<w:endnotes xmlns:wpc="http://schemas.microsoft.com/office/word/2010/wordprocessingCanvas" xmlns:cx="http://schemas.microsoft.com/office/drawing/2014/chartex" xmlns:cx1="http://schemas.microsoft.com/office/drawing/2015/9/8/chartex" xmlns:cx2="http://schemas.microsoft.com/office/drawing/2015/10/21/chartex" xmlns:cx3="http://schemas.microsoft.com/office/drawing/2016/5/9/chartex" xmlns:cx4="http://schemas.microsoft.com/office/drawing/2016/5/10/chartex" xmlns:cx5="http://schemas.microsoft.com/office/drawing/2016/5/11/chartex" xmlns:cx6="http://schemas.microsoft.com/office/drawing/2016/5/12/chartex" xmlns:cx7="http://schemas.microsoft.com/office/drawing/2016/5/13/chartex" xmlns:cx8="http://schemas.microsoft.com/office/drawing/2016/5/14/chartex" xmlns:mc="http://schemas.openxmlformats.org/markup-compatibility/2006" xmlns:aink="http://schemas.microsoft.com/office/drawing/2016/ink" xmlns:am3d="http://schemas.microsoft.com/office/drawing/2017/model3d" xmlns:o="urn:schemas-microsoft-com:office:office" xmlns:oel="http://schemas.microsoft.com/office/2019/extlst" xmlns:r="http://schemas.openxmlformats.org/officeDocument/2006/relationships" xmlns:m="http://schemas.openxmlformats.org/officeDocument/2006/math" xmlns:v="urn:schemas-microsoft-com:vml" xmlns:wp14="http://schemas.microsoft.com/office/word/2010/wordprocessingDrawing" xmlns:wp="http://schemas.openxmlformats.org/drawingml/2006/wordprocessingDrawing" xmlns:w10="urn:schemas-microsoft-com:office:word" xmlns:w="http://schemas.openxmlformats.org/wordprocessingml/2006/main" xmlns:w14="http://schemas.microsoft.com/office/word/2010/wordml" xmlns:w15="http://schemas.microsoft.com/office/word/2012/wordml" xmlns:w16cei="http://schemas.microsoft.com/office/word/2026/wordml/cei" xmlns:w16cex="http://schemas.microsoft.com/office/word/2018/wordml/cex" xmlns:w16cid="http://schemas.microsoft.com/office/word/2016/wordml/cid" xmlns:w16="http://schemas.microsoft.com/office/word/2018/wordml" xmlns:w16du="http://schemas.microsoft.com/office/word/2023/wordml/word16du" xmlns:w16sdtdh="http://schemas.microsoft.com/office/word/2020/wordml/sdtdatahash" xmlns:w16sdtfl="http://schemas.microsoft.com/office/word/2024/wordml/sdtformatlock" xmlns:w16se="http://schemas.microsoft.com/office/word/2015/wordml/symex" xmlns:wpg="http://schemas.microsoft.com/office/word/2010/wordprocessingGroup" xmlns:wpi="http://schemas.microsoft.com/office/word/2010/wordprocessingInk" xmlns:wne="http://schemas.microsoft.com/office/word/2006/wordml" xmlns:wps="http://schemas.microsoft.com/office/word/2010/wordprocessingShape" mc:Ignorable="w14 w15 w16se w16cid w16 w16cex w16sdtdh w16sdtfl w16du wp14">
   <w:endnote w:type="separator" w:id="-1">
     <w:p>
       <w:pPr>
@@ -2573,7 +3116,7 @@
 </file>
 
 <file path=word/footer1.xml><?xml version="1.0" encoding="utf-8"?>
-<w:ftr xmlns:wpc="http://schemas.microsoft.com/office/word/2010/wordprocessingCanvas" xmlns:cx="http://schemas.microsoft.com/office/drawing/2014/chartex" xmlns:cx1="http://schemas.microsoft.com/office/drawing/2015/9/8/chartex" xmlns:cx2="http://schemas.microsoft.com/office/drawing/2015/10/21/chartex" xmlns:cx3="http://schemas.microsoft.com/office/drawing/2016/5/9/chartex" xmlns:cx4="http://schemas.microsoft.com/office/drawing/2016/5/10/chartex" xmlns:cx5="http://schemas.microsoft.com/office/drawing/2016/5/11/chartex" xmlns:cx6="http://schemas.microsoft.com/office/drawing/2016/5/12/chartex" xmlns:cx7="http://schemas.microsoft.com/office/drawing/2016/5/13/chartex" xmlns:cx8="http://schemas.microsoft.com/office/drawing/2016/5/14/chartex" xmlns:mc="http://schemas.openxmlformats.org/markup-compatibility/2006" xmlns:aink="http://schemas.microsoft.com/office/drawing/2016/ink" xmlns:am3d="http://schemas.microsoft.com/office/drawing/2017/model3d" xmlns:o="urn:schemas-microsoft-com:office:office" xmlns:oel="http://schemas.microsoft.com/office/2019/extlst" xmlns:r="http://schemas.openxmlformats.org/officeDocument/2006/relationships" xmlns:m="http://schemas.openxmlformats.org/officeDocument/2006/math" xmlns:v="urn:schemas-microsoft-com:vml" xmlns:wp14="http://schemas.microsoft.com/office/word/2010/wordprocessingDrawing" xmlns:wp="http://schemas.openxmlformats.org/drawingml/2006/wordprocessingDrawing" xmlns:w10="urn:schemas-microsoft-com:office:word" xmlns:w="http://schemas.openxmlformats.org/wordprocessingml/2006/main" xmlns:w14="http://schemas.microsoft.com/office/word/2010/wordml" xmlns:w15="http://schemas.microsoft.com/office/word/2012/wordml" xmlns:w16cex="http://schemas.microsoft.com/office/word/2018/wordml/cex" xmlns:w16cid="http://schemas.microsoft.com/office/word/2016/wordml/cid" xmlns:w16="http://schemas.microsoft.com/office/word/2018/wordml" xmlns:w16du="http://schemas.microsoft.com/office/word/2023/wordml/word16du" xmlns:w16sdtdh="http://schemas.microsoft.com/office/word/2020/wordml/sdtdatahash" xmlns:w16sdtfl="http://schemas.microsoft.com/office/word/2024/wordml/sdtformatlock" xmlns:w16se="http://schemas.microsoft.com/office/word/2015/wordml/symex" xmlns:wpg="http://schemas.microsoft.com/office/word/2010/wordprocessingGroup" xmlns:wpi="http://schemas.microsoft.com/office/word/2010/wordprocessingInk" xmlns:wne="http://schemas.microsoft.com/office/word/2006/wordml" xmlns:wps="http://schemas.microsoft.com/office/word/2010/wordprocessingShape" mc:Ignorable="w14 w15 w16se w16cid w16 w16cex w16sdtdh w16sdtfl w16du wp14">
+<w:ftr xmlns:wpc="http://schemas.microsoft.com/office/word/2010/wordprocessingCanvas" xmlns:cx="http://schemas.microsoft.com/office/drawing/2014/chartex" xmlns:cx1="http://schemas.microsoft.com/office/drawing/2015/9/8/chartex" xmlns:cx2="http://schemas.microsoft.com/office/drawing/2015/10/21/chartex" xmlns:cx3="http://schemas.microsoft.com/office/drawing/2016/5/9/chartex" xmlns:cx4="http://schemas.microsoft.com/office/drawing/2016/5/10/chartex" xmlns:cx5="http://schemas.microsoft.com/office/drawing/2016/5/11/chartex" xmlns:cx6="http://schemas.microsoft.com/office/drawing/2016/5/12/chartex" xmlns:cx7="http://schemas.microsoft.com/office/drawing/2016/5/13/chartex" xmlns:cx8="http://schemas.microsoft.com/office/drawing/2016/5/14/chartex" xmlns:mc="http://schemas.openxmlformats.org/markup-compatibility/2006" xmlns:aink="http://schemas.microsoft.com/office/drawing/2016/ink" xmlns:am3d="http://schemas.microsoft.com/office/drawing/2017/model3d" xmlns:o="urn:schemas-microsoft-com:office:office" xmlns:oel="http://schemas.microsoft.com/office/2019/extlst" xmlns:r="http://schemas.openxmlformats.org/officeDocument/2006/relationships" xmlns:m="http://schemas.openxmlformats.org/officeDocument/2006/math" xmlns:v="urn:schemas-microsoft-com:vml" xmlns:wp14="http://schemas.microsoft.com/office/word/2010/wordprocessingDrawing" xmlns:wp="http://schemas.openxmlformats.org/drawingml/2006/wordprocessingDrawing" xmlns:w10="urn:schemas-microsoft-com:office:word" xmlns:w="http://schemas.openxmlformats.org/wordprocessingml/2006/main" xmlns:w14="http://schemas.microsoft.com/office/word/2010/wordml" xmlns:w15="http://schemas.microsoft.com/office/word/2012/wordml" xmlns:w16cei="http://schemas.microsoft.com/office/word/2026/wordml/cei" xmlns:w16cex="http://schemas.microsoft.com/office/word/2018/wordml/cex" xmlns:w16cid="http://schemas.microsoft.com/office/word/2016/wordml/cid" xmlns:w16="http://schemas.microsoft.com/office/word/2018/wordml" xmlns:w16du="http://schemas.microsoft.com/office/word/2023/wordml/word16du" xmlns:w16sdtdh="http://schemas.microsoft.com/office/word/2020/wordml/sdtdatahash" xmlns:w16sdtfl="http://schemas.microsoft.com/office/word/2024/wordml/sdtformatlock" xmlns:w16se="http://schemas.microsoft.com/office/word/2015/wordml/symex" xmlns:wpg="http://schemas.microsoft.com/office/word/2010/wordprocessingGroup" xmlns:wpi="http://schemas.microsoft.com/office/word/2010/wordprocessingInk" xmlns:wne="http://schemas.microsoft.com/office/word/2006/wordml" xmlns:wps="http://schemas.microsoft.com/office/word/2010/wordprocessingShape" mc:Ignorable="w14 w15 w16se w16cid w16 w16cex w16sdtdh w16sdtfl w16du wp14">
   <w:p>
     <w:pPr>
       <w:pStyle w:val="Piedepgina"/>
@@ -2583,7 +3126,7 @@
 </file>
 
 <file path=word/footer2.xml><?xml version="1.0" encoding="utf-8"?>
-<w:ftr xmlns:wpc="http://schemas.microsoft.com/office/word/2010/wordprocessingCanvas" xmlns:cx="http://schemas.microsoft.com/office/drawing/2014/chartex" xmlns:cx1="http://schemas.microsoft.com/office/drawing/2015/9/8/chartex" xmlns:cx2="http://schemas.microsoft.com/office/drawing/2015/10/21/chartex" xmlns:cx3="http://schemas.microsoft.com/office/drawing/2016/5/9/chartex" xmlns:cx4="http://schemas.microsoft.com/office/drawing/2016/5/10/chartex" xmlns:cx5="http://schemas.microsoft.com/office/drawing/2016/5/11/chartex" xmlns:cx6="http://schemas.microsoft.com/office/drawing/2016/5/12/chartex" xmlns:cx7="http://schemas.microsoft.com/office/drawing/2016/5/13/chartex" xmlns:cx8="http://schemas.microsoft.com/office/drawing/2016/5/14/chartex" xmlns:mc="http://schemas.openxmlformats.org/markup-compatibility/2006" xmlns:aink="http://schemas.microsoft.com/office/drawing/2016/ink" xmlns:am3d="http://schemas.microsoft.com/office/drawing/2017/model3d" xmlns:o="urn:schemas-microsoft-com:office:office" xmlns:oel="http://schemas.microsoft.com/office/2019/extlst" xmlns:r="http://schemas.openxmlformats.org/officeDocument/2006/relationships" xmlns:m="http://schemas.openxmlformats.org/officeDocument/2006/math" xmlns:v="urn:schemas-microsoft-com:vml" xmlns:wp14="http://schemas.microsoft.com/office/word/2010/wordprocessingDrawing" xmlns:wp="http://schemas.openxmlformats.org/drawingml/2006/wordprocessingDrawing" xmlns:w10="urn:schemas-microsoft-com:office:word" xmlns:w="http://schemas.openxmlformats.org/wordprocessingml/2006/main" xmlns:w14="http://schemas.microsoft.com/office/word/2010/wordml" xmlns:w15="http://schemas.microsoft.com/office/word/2012/wordml" xmlns:w16cex="http://schemas.microsoft.com/office/word/2018/wordml/cex" xmlns:w16cid="http://schemas.microsoft.com/office/word/2016/wordml/cid" xmlns:w16="http://schemas.microsoft.com/office/word/2018/wordml" xmlns:w16du="http://schemas.microsoft.com/office/word/2023/wordml/word16du" xmlns:w16sdtdh="http://schemas.microsoft.com/office/word/2020/wordml/sdtdatahash" xmlns:w16sdtfl="http://schemas.microsoft.com/office/word/2024/wordml/sdtformatlock" xmlns:w16se="http://schemas.microsoft.com/office/word/2015/wordml/symex" xmlns:wpg="http://schemas.microsoft.com/office/word/2010/wordprocessingGroup" xmlns:wpi="http://schemas.microsoft.com/office/word/2010/wordprocessingInk" xmlns:wne="http://schemas.microsoft.com/office/word/2006/wordml" xmlns:wps="http://schemas.microsoft.com/office/word/2010/wordprocessingShape" mc:Ignorable="w14 w15 w16se w16cid w16 w16cex w16sdtdh w16sdtfl w16du wp14">
+<w:ftr xmlns:wpc="http://schemas.microsoft.com/office/word/2010/wordprocessingCanvas" xmlns:cx="http://schemas.microsoft.com/office/drawing/2014/chartex" xmlns:cx1="http://schemas.microsoft.com/office/drawing/2015/9/8/chartex" xmlns:cx2="http://schemas.microsoft.com/office/drawing/2015/10/21/chartex" xmlns:cx3="http://schemas.microsoft.com/office/drawing/2016/5/9/chartex" xmlns:cx4="http://schemas.microsoft.com/office/drawing/2016/5/10/chartex" xmlns:cx5="http://schemas.microsoft.com/office/drawing/2016/5/11/chartex" xmlns:cx6="http://schemas.microsoft.com/office/drawing/2016/5/12/chartex" xmlns:cx7="http://schemas.microsoft.com/office/drawing/2016/5/13/chartex" xmlns:cx8="http://schemas.microsoft.com/office/drawing/2016/5/14/chartex" xmlns:mc="http://schemas.openxmlformats.org/markup-compatibility/2006" xmlns:aink="http://schemas.microsoft.com/office/drawing/2016/ink" xmlns:am3d="http://schemas.microsoft.com/office/drawing/2017/model3d" xmlns:o="urn:schemas-microsoft-com:office:office" xmlns:oel="http://schemas.microsoft.com/office/2019/extlst" xmlns:r="http://schemas.openxmlformats.org/officeDocument/2006/relationships" xmlns:m="http://schemas.openxmlformats.org/officeDocument/2006/math" xmlns:v="urn:schemas-microsoft-com:vml" xmlns:wp14="http://schemas.microsoft.com/office/word/2010/wordprocessingDrawing" xmlns:wp="http://schemas.openxmlformats.org/drawingml/2006/wordprocessingDrawing" xmlns:w10="urn:schemas-microsoft-com:office:word" xmlns:w="http://schemas.openxmlformats.org/wordprocessingml/2006/main" xmlns:w14="http://schemas.microsoft.com/office/word/2010/wordml" xmlns:w15="http://schemas.microsoft.com/office/word/2012/wordml" xmlns:w16cei="http://schemas.microsoft.com/office/word/2026/wordml/cei" xmlns:w16cex="http://schemas.microsoft.com/office/word/2018/wordml/cex" xmlns:w16cid="http://schemas.microsoft.com/office/word/2016/wordml/cid" xmlns:w16="http://schemas.microsoft.com/office/word/2018/wordml" xmlns:w16du="http://schemas.microsoft.com/office/word/2023/wordml/word16du" xmlns:w16sdtdh="http://schemas.microsoft.com/office/word/2020/wordml/sdtdatahash" xmlns:w16sdtfl="http://schemas.microsoft.com/office/word/2024/wordml/sdtformatlock" xmlns:w16se="http://schemas.microsoft.com/office/word/2015/wordml/symex" xmlns:wpg="http://schemas.microsoft.com/office/word/2010/wordprocessingGroup" xmlns:wpi="http://schemas.microsoft.com/office/word/2010/wordprocessingInk" xmlns:wne="http://schemas.microsoft.com/office/word/2006/wordml" xmlns:wps="http://schemas.microsoft.com/office/word/2010/wordprocessingShape" mc:Ignorable="w14 w15 w16se w16cid w16 w16cex w16sdtdh w16sdtfl w16du wp14">
   <w:sdt>
     <w:sdtPr>
       <w:id w:val="-1904276369"/>
@@ -2801,14 +3344,14 @@
                 </wp:anchor>
               </w:drawing>
             </mc:Choice>
-            <mc:Fallback>
+            <mc:Fallback xmlns:a14="http://schemas.microsoft.com/office/drawing/2010/main" xmlns:a="http://schemas.openxmlformats.org/drawingml/2006/main">
               <w:pict>
-                <v:group w14:anchorId="51D00065" id="Grupo 32" o:spid="_x0000_s1026" style="position:absolute;margin-left:0;margin-top:0;width:610.5pt;height:15pt;z-index:251659264;mso-width-percent:1000;mso-position-horizontal:center;mso-position-horizontal-relative:page;mso-position-vertical:center;mso-position-vertical-relative:bottom-margin-area;mso-width-percent:1000" coordorigin=",14970" coordsize="12255,300" o:gfxdata="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">
+                <v:group id="Grupo 32" style="position:absolute;margin-left:0;margin-top:0;width:610.5pt;height:15pt;z-index:251659264;mso-width-percent:1000;mso-position-horizontal:center;mso-position-horizontal-relative:page;mso-position-vertical:center;mso-position-vertical-relative:bottom-margin-area;mso-width-percent:1000" coordsize="12255,300" coordorigin=",14970" o:spid="_x0000_s1026" w14:anchorId="51D00065" o:gfxdata="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">
                   <v:shapetype id="_x0000_t202" coordsize="21600,21600" o:spt="202" path="m,l,21600r21600,l21600,xe">
                     <v:stroke joinstyle="miter"/>
                     <v:path gradientshapeok="t" o:connecttype="rect"/>
                   </v:shapetype>
-                  <v:shape id="Text Box 25" o:spid="_x0000_s1027" type="#_x0000_t202" style="position:absolute;left:10803;top:14982;width:659;height:288;visibility:visible;mso-wrap-style:square;v-text-anchor:top" o:gfxdata="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" filled="f" stroked="f">
+                  <v:shape id="Text Box 25" style="position:absolute;left:10803;top:14982;width:659;height:288;visibility:visible;mso-wrap-style:square;v-text-anchor:top" o:spid="_x0000_s1027" filled="f" stroked="f" type="#_x0000_t202" o:gfxdata="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">
                     <v:textbox inset="0,0,0,0">
                       <w:txbxContent>
                         <w:p>
@@ -2842,20 +3385,20 @@
                       </w:txbxContent>
                     </v:textbox>
                   </v:shape>
-                  <v:group id="Group 31" o:spid="_x0000_s1028" style="position:absolute;top:14970;width:12255;height:230;flip:x" coordorigin="-8,14978" coordsize="12255,230" o:gfxdata="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">
-                    <v:shapetype id="_x0000_t34" coordsize="21600,21600" o:spt="34" o:oned="t" adj="10800" path="m,l@0,0@0,21600,21600,21600e" filled="f">
+                  <v:group id="Group 31" style="position:absolute;top:14970;width:12255;height:230;flip:x" coordsize="12255,230" coordorigin="-8,14978" o:spid="_x0000_s1028" o:gfxdata="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">
+                    <v:shapetype id="_x0000_t34" coordsize="21600,21600" o:oned="t" filled="f" o:spt="34" adj="10800" path="m,l@0,0@0,21600,21600,21600e">
                       <v:stroke joinstyle="miter"/>
                       <v:formulas>
                         <v:f eqn="val #0"/>
                       </v:formulas>
-                      <v:path arrowok="t" fillok="f" o:connecttype="none"/>
+                      <v:path fillok="f" arrowok="t" o:connecttype="none"/>
                       <v:handles>
                         <v:h position="#0,center"/>
                       </v:handles>
                       <o:lock v:ext="edit" shapetype="t"/>
                     </v:shapetype>
-                    <v:shape id="AutoShape 27" o:spid="_x0000_s1029" type="#_x0000_t34" style="position:absolute;left:-8;top:14978;width:1260;height:230;flip:y;visibility:visible;mso-wrap-style:square" o:connectortype="elbow" o:gfxdata="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" strokecolor="#a5a5a5"/>
-                    <v:shape id="AutoShape 28" o:spid="_x0000_s1030" type="#_x0000_t34" style="position:absolute;left:1252;top:14978;width:10995;height:230;rotation:180;visibility:visible;mso-wrap-style:square" o:connectortype="elbow" o:gfxdata="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" adj="20904" strokecolor="#a5a5a5"/>
+                    <v:shape id="AutoShape 27" style="position:absolute;left:-8;top:14978;width:1260;height:230;flip:y;visibility:visible;mso-wrap-style:square" o:spid="_x0000_s1029" strokecolor="#a5a5a5" o:connectortype="elbow" type="#_x0000_t34" o:gfxdata="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"/>
+                    <v:shape id="AutoShape 28" style="position:absolute;left:1252;top:14978;width:10995;height:230;rotation:180;visibility:visible;mso-wrap-style:square" o:spid="_x0000_s1030" strokecolor="#a5a5a5" o:connectortype="elbow" type="#_x0000_t34" adj="20904" o:gfxdata="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"/>
                   </v:group>
                   <w10:wrap anchorx="page" anchory="margin"/>
                 </v:group>
@@ -2870,7 +3413,7 @@
 </file>
 
 <file path=word/footer3.xml><?xml version="1.0" encoding="utf-8"?>
-<w:ftr xmlns:wpc="http://schemas.microsoft.com/office/word/2010/wordprocessingCanvas" xmlns:cx="http://schemas.microsoft.com/office/drawing/2014/chartex" xmlns:cx1="http://schemas.microsoft.com/office/drawing/2015/9/8/chartex" xmlns:cx2="http://schemas.microsoft.com/office/drawing/2015/10/21/chartex" xmlns:cx3="http://schemas.microsoft.com/office/drawing/2016/5/9/chartex" xmlns:cx4="http://schemas.microsoft.com/office/drawing/2016/5/10/chartex" xmlns:cx5="http://schemas.microsoft.com/office/drawing/2016/5/11/chartex" xmlns:cx6="http://schemas.microsoft.com/office/drawing/2016/5/12/chartex" xmlns:cx7="http://schemas.microsoft.com/office/drawing/2016/5/13/chartex" xmlns:cx8="http://schemas.microsoft.com/office/drawing/2016/5/14/chartex" xmlns:mc="http://schemas.openxmlformats.org/markup-compatibility/2006" xmlns:aink="http://schemas.microsoft.com/office/drawing/2016/ink" xmlns:am3d="http://schemas.microsoft.com/office/drawing/2017/model3d" xmlns:o="urn:schemas-microsoft-com:office:office" xmlns:oel="http://schemas.microsoft.com/office/2019/extlst" xmlns:r="http://schemas.openxmlformats.org/officeDocument/2006/relationships" xmlns:m="http://schemas.openxmlformats.org/officeDocument/2006/math" xmlns:v="urn:schemas-microsoft-com:vml" xmlns:wp14="http://schemas.microsoft.com/office/word/2010/wordprocessingDrawing" xmlns:wp="http://schemas.openxmlformats.org/drawingml/2006/wordprocessingDrawing" xmlns:w10="urn:schemas-microsoft-com:office:word" xmlns:w="http://schemas.openxmlformats.org/wordprocessingml/2006/main" xmlns:w14="http://schemas.microsoft.com/office/word/2010/wordml" xmlns:w15="http://schemas.microsoft.com/office/word/2012/wordml" xmlns:w16cex="http://schemas.microsoft.com/office/word/2018/wordml/cex" xmlns:w16cid="http://schemas.microsoft.com/office/word/2016/wordml/cid" xmlns:w16="http://schemas.microsoft.com/office/word/2018/wordml" xmlns:w16du="http://schemas.microsoft.com/office/word/2023/wordml/word16du" xmlns:w16sdtdh="http://schemas.microsoft.com/office/word/2020/wordml/sdtdatahash" xmlns:w16sdtfl="http://schemas.microsoft.com/office/word/2024/wordml/sdtformatlock" xmlns:w16se="http://schemas.microsoft.com/office/word/2015/wordml/symex" xmlns:wpg="http://schemas.microsoft.com/office/word/2010/wordprocessingGroup" xmlns:wpi="http://schemas.microsoft.com/office/word/2010/wordprocessingInk" xmlns:wne="http://schemas.microsoft.com/office/word/2006/wordml" xmlns:wps="http://schemas.microsoft.com/office/word/2010/wordprocessingShape" mc:Ignorable="w14 w15 w16se w16cid w16 w16cex w16sdtdh w16sdtfl w16du wp14">
+<w:ftr xmlns:wpc="http://schemas.microsoft.com/office/word/2010/wordprocessingCanvas" xmlns:cx="http://schemas.microsoft.com/office/drawing/2014/chartex" xmlns:cx1="http://schemas.microsoft.com/office/drawing/2015/9/8/chartex" xmlns:cx2="http://schemas.microsoft.com/office/drawing/2015/10/21/chartex" xmlns:cx3="http://schemas.microsoft.com/office/drawing/2016/5/9/chartex" xmlns:cx4="http://schemas.microsoft.com/office/drawing/2016/5/10/chartex" xmlns:cx5="http://schemas.microsoft.com/office/drawing/2016/5/11/chartex" xmlns:cx6="http://schemas.microsoft.com/office/drawing/2016/5/12/chartex" xmlns:cx7="http://schemas.microsoft.com/office/drawing/2016/5/13/chartex" xmlns:cx8="http://schemas.microsoft.com/office/drawing/2016/5/14/chartex" xmlns:mc="http://schemas.openxmlformats.org/markup-compatibility/2006" xmlns:aink="http://schemas.microsoft.com/office/drawing/2016/ink" xmlns:am3d="http://schemas.microsoft.com/office/drawing/2017/model3d" xmlns:o="urn:schemas-microsoft-com:office:office" xmlns:oel="http://schemas.microsoft.com/office/2019/extlst" xmlns:r="http://schemas.openxmlformats.org/officeDocument/2006/relationships" xmlns:m="http://schemas.openxmlformats.org/officeDocument/2006/math" xmlns:v="urn:schemas-microsoft-com:vml" xmlns:wp14="http://schemas.microsoft.com/office/word/2010/wordprocessingDrawing" xmlns:wp="http://schemas.openxmlformats.org/drawingml/2006/wordprocessingDrawing" xmlns:w10="urn:schemas-microsoft-com:office:word" xmlns:w="http://schemas.openxmlformats.org/wordprocessingml/2006/main" xmlns:w14="http://schemas.microsoft.com/office/word/2010/wordml" xmlns:w15="http://schemas.microsoft.com/office/word/2012/wordml" xmlns:w16cei="http://schemas.microsoft.com/office/word/2026/wordml/cei" xmlns:w16cex="http://schemas.microsoft.com/office/word/2018/wordml/cex" xmlns:w16cid="http://schemas.microsoft.com/office/word/2016/wordml/cid" xmlns:w16="http://schemas.microsoft.com/office/word/2018/wordml" xmlns:w16du="http://schemas.microsoft.com/office/word/2023/wordml/word16du" xmlns:w16sdtdh="http://schemas.microsoft.com/office/word/2020/wordml/sdtdatahash" xmlns:w16sdtfl="http://schemas.microsoft.com/office/word/2024/wordml/sdtformatlock" xmlns:w16se="http://schemas.microsoft.com/office/word/2015/wordml/symex" xmlns:wpg="http://schemas.microsoft.com/office/word/2010/wordprocessingGroup" xmlns:wpi="http://schemas.microsoft.com/office/word/2010/wordprocessingInk" xmlns:wne="http://schemas.microsoft.com/office/word/2006/wordml" xmlns:wps="http://schemas.microsoft.com/office/word/2010/wordprocessingShape" mc:Ignorable="w14 w15 w16se w16cid w16 w16cex w16sdtdh w16sdtfl w16du wp14">
   <w:p>
     <w:pPr>
       <w:pStyle w:val="Piedepgina"/>
@@ -2880,7 +3423,7 @@
 </file>
 
 <file path=word/footnotes.xml><?xml version="1.0" encoding="utf-8"?>
-<w:footnotes xmlns:wpc="http://schemas.microsoft.com/office/word/2010/wordprocessingCanvas" xmlns:cx="http://schemas.microsoft.com/office/drawing/2014/chartex" xmlns:cx1="http://schemas.microsoft.com/office/drawing/2015/9/8/chartex" xmlns:cx2="http://schemas.microsoft.com/office/drawing/2015/10/21/chartex" xmlns:cx3="http://schemas.microsoft.com/office/drawing/2016/5/9/chartex" xmlns:cx4="http://schemas.microsoft.com/office/drawing/2016/5/10/chartex" xmlns:cx5="http://schemas.microsoft.com/office/drawing/2016/5/11/chartex" xmlns:cx6="http://schemas.microsoft.com/office/drawing/2016/5/12/chartex" xmlns:cx7="http://schemas.microsoft.com/office/drawing/2016/5/13/chartex" xmlns:cx8="http://schemas.microsoft.com/office/drawing/2016/5/14/chartex" xmlns:mc="http://schemas.openxmlformats.org/markup-compatibility/2006" xmlns:aink="http://schemas.microsoft.com/office/drawing/2016/ink" xmlns:am3d="http://schemas.microsoft.com/office/drawing/2017/model3d" xmlns:o="urn:schemas-microsoft-com:office:office" xmlns:oel="http://schemas.microsoft.com/office/2019/extlst" xmlns:r="http://schemas.openxmlformats.org/officeDocument/2006/relationships" xmlns:m="http://schemas.openxmlformats.org/officeDocument/2006/math" xmlns:v="urn:schemas-microsoft-com:vml" xmlns:wp14="http://schemas.microsoft.com/office/word/2010/wordprocessingDrawing" xmlns:wp="http://schemas.openxmlformats.org/drawingml/2006/wordprocessingDrawing" xmlns:w10="urn:schemas-microsoft-com:office:word" xmlns:w="http://schemas.openxmlformats.org/wordprocessingml/2006/main" xmlns:w14="http://schemas.microsoft.com/office/word/2010/wordml" xmlns:w15="http://schemas.microsoft.com/office/word/2012/wordml" xmlns:w16cex="http://schemas.microsoft.com/office/word/2018/wordml/cex" xmlns:w16cid="http://schemas.microsoft.com/office/word/2016/wordml/cid" xmlns:w16="http://schemas.microsoft.com/office/word/2018/wordml" xmlns:w16du="http://schemas.microsoft.com/office/word/2023/wordml/word16du" xmlns:w16sdtdh="http://schemas.microsoft.com/office/word/2020/wordml/sdtdatahash" xmlns:w16sdtfl="http://schemas.microsoft.com/office/word/2024/wordml/sdtformatlock" xmlns:w16se="http://schemas.microsoft.com/office/word/2015/wordml/symex" xmlns:wpg="http://schemas.microsoft.com/office/word/2010/wordprocessingGroup" xmlns:wpi="http://schemas.microsoft.com/office/word/2010/wordprocessingInk" xmlns:wne="http://schemas.microsoft.com/office/word/2006/wordml" xmlns:wps="http://schemas.microsoft.com/office/word/2010/wordprocessingShape" mc:Ignorable="w14 w15 w16se w16cid w16 w16cex w16sdtdh w16sdtfl w16du wp14">
+<w:footnotes xmlns:wpc="http://schemas.microsoft.com/office/word/2010/wordprocessingCanvas" xmlns:cx="http://schemas.microsoft.com/office/drawing/2014/chartex" xmlns:cx1="http://schemas.microsoft.com/office/drawing/2015/9/8/chartex" xmlns:cx2="http://schemas.microsoft.com/office/drawing/2015/10/21/chartex" xmlns:cx3="http://schemas.microsoft.com/office/drawing/2016/5/9/chartex" xmlns:cx4="http://schemas.microsoft.com/office/drawing/2016/5/10/chartex" xmlns:cx5="http://schemas.microsoft.com/office/drawing/2016/5/11/chartex" xmlns:cx6="http://schemas.microsoft.com/office/drawing/2016/5/12/chartex" xmlns:cx7="http://schemas.microsoft.com/office/drawing/2016/5/13/chartex" xmlns:cx8="http://schemas.microsoft.com/office/drawing/2016/5/14/chartex" xmlns:mc="http://schemas.openxmlformats.org/markup-compatibility/2006" xmlns:aink="http://schemas.microsoft.com/office/drawing/2016/ink" xmlns:am3d="http://schemas.microsoft.com/office/drawing/2017/model3d" xmlns:o="urn:schemas-microsoft-com:office:office" xmlns:oel="http://schemas.microsoft.com/office/2019/extlst" xmlns:r="http://schemas.openxmlformats.org/officeDocument/2006/relationships" xmlns:m="http://schemas.openxmlformats.org/officeDocument/2006/math" xmlns:v="urn:schemas-microsoft-com:vml" xmlns:wp14="http://schemas.microsoft.com/office/word/2010/wordprocessingDrawing" xmlns:wp="http://schemas.openxmlformats.org/drawingml/2006/wordprocessingDrawing" xmlns:w10="urn:schemas-microsoft-com:office:word" xmlns:w="http://schemas.openxmlformats.org/wordprocessingml/2006/main" xmlns:w14="http://schemas.microsoft.com/office/word/2010/wordml" xmlns:w15="http://schemas.microsoft.com/office/word/2012/wordml" xmlns:w16cei="http://schemas.microsoft.com/office/word/2026/wordml/cei" xmlns:w16cex="http://schemas.microsoft.com/office/word/2018/wordml/cex" xmlns:w16cid="http://schemas.microsoft.com/office/word/2016/wordml/cid" xmlns:w16="http://schemas.microsoft.com/office/word/2018/wordml" xmlns:w16du="http://schemas.microsoft.com/office/word/2023/wordml/word16du" xmlns:w16sdtdh="http://schemas.microsoft.com/office/word/2020/wordml/sdtdatahash" xmlns:w16sdtfl="http://schemas.microsoft.com/office/word/2024/wordml/sdtformatlock" xmlns:w16se="http://schemas.microsoft.com/office/word/2015/wordml/symex" xmlns:wpg="http://schemas.microsoft.com/office/word/2010/wordprocessingGroup" xmlns:wpi="http://schemas.microsoft.com/office/word/2010/wordprocessingInk" xmlns:wne="http://schemas.microsoft.com/office/word/2006/wordml" xmlns:wps="http://schemas.microsoft.com/office/word/2010/wordprocessingShape" mc:Ignorable="w14 w15 w16se w16cid w16 w16cex w16sdtdh w16sdtfl w16du wp14">
   <w:footnote w:type="separator" w:id="-1">
     <w:p>
       <w:pPr>
@@ -2905,7 +3448,7 @@
 </file>
 
 <file path=word/header1.xml><?xml version="1.0" encoding="utf-8"?>
-<w:hdr xmlns:wpc="http://schemas.microsoft.com/office/word/2010/wordprocessingCanvas" xmlns:cx="http://schemas.microsoft.com/office/drawing/2014/chartex" xmlns:cx1="http://schemas.microsoft.com/office/drawing/2015/9/8/chartex" xmlns:cx2="http://schemas.microsoft.com/office/drawing/2015/10/21/chartex" xmlns:cx3="http://schemas.microsoft.com/office/drawing/2016/5/9/chartex" xmlns:cx4="http://schemas.microsoft.com/office/drawing/2016/5/10/chartex" xmlns:cx5="http://schemas.microsoft.com/office/drawing/2016/5/11/chartex" xmlns:cx6="http://schemas.microsoft.com/office/drawing/2016/5/12/chartex" xmlns:cx7="http://schemas.microsoft.com/office/drawing/2016/5/13/chartex" xmlns:cx8="http://schemas.microsoft.com/office/drawing/2016/5/14/chartex" xmlns:mc="http://schemas.openxmlformats.org/markup-compatibility/2006" xmlns:aink="http://schemas.microsoft.com/office/drawing/2016/ink" xmlns:am3d="http://schemas.microsoft.com/office/drawing/2017/model3d" xmlns:o="urn:schemas-microsoft-com:office:office" xmlns:oel="http://schemas.microsoft.com/office/2019/extlst" xmlns:r="http://schemas.openxmlformats.org/officeDocument/2006/relationships" xmlns:m="http://schemas.openxmlformats.org/officeDocument/2006/math" xmlns:v="urn:schemas-microsoft-com:vml" xmlns:wp14="http://schemas.microsoft.com/office/word/2010/wordprocessingDrawing" xmlns:wp="http://schemas.openxmlformats.org/drawingml/2006/wordprocessingDrawing" xmlns:w10="urn:schemas-microsoft-com:office:word" xmlns:w="http://schemas.openxmlformats.org/wordprocessingml/2006/main" xmlns:w14="http://schemas.microsoft.com/office/word/2010/wordml" xmlns:w15="http://schemas.microsoft.com/office/word/2012/wordml" xmlns:w16cex="http://schemas.microsoft.com/office/word/2018/wordml/cex" xmlns:w16cid="http://schemas.microsoft.com/office/word/2016/wordml/cid" xmlns:w16="http://schemas.microsoft.com/office/word/2018/wordml" xmlns:w16du="http://schemas.microsoft.com/office/word/2023/wordml/word16du" xmlns:w16sdtdh="http://schemas.microsoft.com/office/word/2020/wordml/sdtdatahash" xmlns:w16sdtfl="http://schemas.microsoft.com/office/word/2024/wordml/sdtformatlock" xmlns:w16se="http://schemas.microsoft.com/office/word/2015/wordml/symex" xmlns:wpg="http://schemas.microsoft.com/office/word/2010/wordprocessingGroup" xmlns:wpi="http://schemas.microsoft.com/office/word/2010/wordprocessingInk" xmlns:wne="http://schemas.microsoft.com/office/word/2006/wordml" xmlns:wps="http://schemas.microsoft.com/office/word/2010/wordprocessingShape" mc:Ignorable="w14 w15 w16se w16cid w16 w16cex w16sdtdh w16sdtfl w16du wp14">
+<w:hdr xmlns:wpc="http://schemas.microsoft.com/office/word/2010/wordprocessingCanvas" xmlns:cx="http://schemas.microsoft.com/office/drawing/2014/chartex" xmlns:cx1="http://schemas.microsoft.com/office/drawing/2015/9/8/chartex" xmlns:cx2="http://schemas.microsoft.com/office/drawing/2015/10/21/chartex" xmlns:cx3="http://schemas.microsoft.com/office/drawing/2016/5/9/chartex" xmlns:cx4="http://schemas.microsoft.com/office/drawing/2016/5/10/chartex" xmlns:cx5="http://schemas.microsoft.com/office/drawing/2016/5/11/chartex" xmlns:cx6="http://schemas.microsoft.com/office/drawing/2016/5/12/chartex" xmlns:cx7="http://schemas.microsoft.com/office/drawing/2016/5/13/chartex" xmlns:cx8="http://schemas.microsoft.com/office/drawing/2016/5/14/chartex" xmlns:mc="http://schemas.openxmlformats.org/markup-compatibility/2006" xmlns:aink="http://schemas.microsoft.com/office/drawing/2016/ink" xmlns:am3d="http://schemas.microsoft.com/office/drawing/2017/model3d" xmlns:o="urn:schemas-microsoft-com:office:office" xmlns:oel="http://schemas.microsoft.com/office/2019/extlst" xmlns:r="http://schemas.openxmlformats.org/officeDocument/2006/relationships" xmlns:m="http://schemas.openxmlformats.org/officeDocument/2006/math" xmlns:v="urn:schemas-microsoft-com:vml" xmlns:wp14="http://schemas.microsoft.com/office/word/2010/wordprocessingDrawing" xmlns:wp="http://schemas.openxmlformats.org/drawingml/2006/wordprocessingDrawing" xmlns:w10="urn:schemas-microsoft-com:office:word" xmlns:w="http://schemas.openxmlformats.org/wordprocessingml/2006/main" xmlns:w14="http://schemas.microsoft.com/office/word/2010/wordml" xmlns:w15="http://schemas.microsoft.com/office/word/2012/wordml" xmlns:w16cei="http://schemas.microsoft.com/office/word/2026/wordml/cei" xmlns:w16cex="http://schemas.microsoft.com/office/word/2018/wordml/cex" xmlns:w16cid="http://schemas.microsoft.com/office/word/2016/wordml/cid" xmlns:w16="http://schemas.microsoft.com/office/word/2018/wordml" xmlns:w16du="http://schemas.microsoft.com/office/word/2023/wordml/word16du" xmlns:w16sdtdh="http://schemas.microsoft.com/office/word/2020/wordml/sdtdatahash" xmlns:w16sdtfl="http://schemas.microsoft.com/office/word/2024/wordml/sdtformatlock" xmlns:w16se="http://schemas.microsoft.com/office/word/2015/wordml/symex" xmlns:wpg="http://schemas.microsoft.com/office/word/2010/wordprocessingGroup" xmlns:wpi="http://schemas.microsoft.com/office/word/2010/wordprocessingInk" xmlns:wne="http://schemas.microsoft.com/office/word/2006/wordml" xmlns:wps="http://schemas.microsoft.com/office/word/2010/wordprocessingShape" mc:Ignorable="w14 w15 w16se w16cid w16 w16cex w16sdtdh w16sdtfl w16du wp14">
   <w:p>
     <w:pPr>
       <w:pStyle w:val="Encabezado"/>
@@ -2915,7 +3458,7 @@
 </file>
 
 <file path=word/header2.xml><?xml version="1.0" encoding="utf-8"?>
-<w:hdr xmlns:wpc="http://schemas.microsoft.com/office/word/2010/wordprocessingCanvas" xmlns:cx="http://schemas.microsoft.com/office/drawing/2014/chartex" xmlns:cx1="http://schemas.microsoft.com/office/drawing/2015/9/8/chartex" xmlns:cx2="http://schemas.microsoft.com/office/drawing/2015/10/21/chartex" xmlns:cx3="http://schemas.microsoft.com/office/drawing/2016/5/9/chartex" xmlns:cx4="http://schemas.microsoft.com/office/drawing/2016/5/10/chartex" xmlns:cx5="http://schemas.microsoft.com/office/drawing/2016/5/11/chartex" xmlns:cx6="http://schemas.microsoft.com/office/drawing/2016/5/12/chartex" xmlns:cx7="http://schemas.microsoft.com/office/drawing/2016/5/13/chartex" xmlns:cx8="http://schemas.microsoft.com/office/drawing/2016/5/14/chartex" xmlns:mc="http://schemas.openxmlformats.org/markup-compatibility/2006" xmlns:aink="http://schemas.microsoft.com/office/drawing/2016/ink" xmlns:am3d="http://schemas.microsoft.com/office/drawing/2017/model3d" xmlns:o="urn:schemas-microsoft-com:office:office" xmlns:oel="http://schemas.microsoft.com/office/2019/extlst" xmlns:r="http://schemas.openxmlformats.org/officeDocument/2006/relationships" xmlns:m="http://schemas.openxmlformats.org/officeDocument/2006/math" xmlns:v="urn:schemas-microsoft-com:vml" xmlns:wp14="http://schemas.microsoft.com/office/word/2010/wordprocessingDrawing" xmlns:wp="http://schemas.openxmlformats.org/drawingml/2006/wordprocessingDrawing" xmlns:w10="urn:schemas-microsoft-com:office:word" xmlns:w="http://schemas.openxmlformats.org/wordprocessingml/2006/main" xmlns:w14="http://schemas.microsoft.com/office/word/2010/wordml" xmlns:w15="http://schemas.microsoft.com/office/word/2012/wordml" xmlns:w16cex="http://schemas.microsoft.com/office/word/2018/wordml/cex" xmlns:w16cid="http://schemas.microsoft.com/office/word/2016/wordml/cid" xmlns:w16="http://schemas.microsoft.com/office/word/2018/wordml" xmlns:w16du="http://schemas.microsoft.com/office/word/2023/wordml/word16du" xmlns:w16sdtdh="http://schemas.microsoft.com/office/word/2020/wordml/sdtdatahash" xmlns:w16sdtfl="http://schemas.microsoft.com/office/word/2024/wordml/sdtformatlock" xmlns:w16se="http://schemas.microsoft.com/office/word/2015/wordml/symex" xmlns:wpg="http://schemas.microsoft.com/office/word/2010/wordprocessingGroup" xmlns:wpi="http://schemas.microsoft.com/office/word/2010/wordprocessingInk" xmlns:wne="http://schemas.microsoft.com/office/word/2006/wordml" xmlns:wps="http://schemas.microsoft.com/office/word/2010/wordprocessingShape" mc:Ignorable="w14 w15 w16se w16cid w16 w16cex w16sdtdh w16sdtfl w16du wp14">
+<w:hdr xmlns:wpc="http://schemas.microsoft.com/office/word/2010/wordprocessingCanvas" xmlns:cx="http://schemas.microsoft.com/office/drawing/2014/chartex" xmlns:cx1="http://schemas.microsoft.com/office/drawing/2015/9/8/chartex" xmlns:cx2="http://schemas.microsoft.com/office/drawing/2015/10/21/chartex" xmlns:cx3="http://schemas.microsoft.com/office/drawing/2016/5/9/chartex" xmlns:cx4="http://schemas.microsoft.com/office/drawing/2016/5/10/chartex" xmlns:cx5="http://schemas.microsoft.com/office/drawing/2016/5/11/chartex" xmlns:cx6="http://schemas.microsoft.com/office/drawing/2016/5/12/chartex" xmlns:cx7="http://schemas.microsoft.com/office/drawing/2016/5/13/chartex" xmlns:cx8="http://schemas.microsoft.com/office/drawing/2016/5/14/chartex" xmlns:mc="http://schemas.openxmlformats.org/markup-compatibility/2006" xmlns:aink="http://schemas.microsoft.com/office/drawing/2016/ink" xmlns:am3d="http://schemas.microsoft.com/office/drawing/2017/model3d" xmlns:o="urn:schemas-microsoft-com:office:office" xmlns:oel="http://schemas.microsoft.com/office/2019/extlst" xmlns:r="http://schemas.openxmlformats.org/officeDocument/2006/relationships" xmlns:m="http://schemas.openxmlformats.org/officeDocument/2006/math" xmlns:v="urn:schemas-microsoft-com:vml" xmlns:wp14="http://schemas.microsoft.com/office/word/2010/wordprocessingDrawing" xmlns:wp="http://schemas.openxmlformats.org/drawingml/2006/wordprocessingDrawing" xmlns:w10="urn:schemas-microsoft-com:office:word" xmlns:w="http://schemas.openxmlformats.org/wordprocessingml/2006/main" xmlns:w14="http://schemas.microsoft.com/office/word/2010/wordml" xmlns:w15="http://schemas.microsoft.com/office/word/2012/wordml" xmlns:w16cei="http://schemas.microsoft.com/office/word/2026/wordml/cei" xmlns:w16cex="http://schemas.microsoft.com/office/word/2018/wordml/cex" xmlns:w16cid="http://schemas.microsoft.com/office/word/2016/wordml/cid" xmlns:w16="http://schemas.microsoft.com/office/word/2018/wordml" xmlns:w16du="http://schemas.microsoft.com/office/word/2023/wordml/word16du" xmlns:w16sdtdh="http://schemas.microsoft.com/office/word/2020/wordml/sdtdatahash" xmlns:w16sdtfl="http://schemas.microsoft.com/office/word/2024/wordml/sdtformatlock" xmlns:w16se="http://schemas.microsoft.com/office/word/2015/wordml/symex" xmlns:wpg="http://schemas.microsoft.com/office/word/2010/wordprocessingGroup" xmlns:wpi="http://schemas.microsoft.com/office/word/2010/wordprocessingInk" xmlns:wne="http://schemas.microsoft.com/office/word/2006/wordml" xmlns:wps="http://schemas.microsoft.com/office/word/2010/wordprocessingShape" mc:Ignorable="w14 w15 w16se w16cid w16 w16cex w16sdtdh w16sdtfl w16du wp14">
   <w:tbl>
     <w:tblPr>
       <w:tblStyle w:val="Tablaconcuadrcula"/>
@@ -3076,7 +3619,7 @@
 </file>
 
 <file path=word/header3.xml><?xml version="1.0" encoding="utf-8"?>
-<w:hdr xmlns:wpc="http://schemas.microsoft.com/office/word/2010/wordprocessingCanvas" xmlns:cx="http://schemas.microsoft.com/office/drawing/2014/chartex" xmlns:cx1="http://schemas.microsoft.com/office/drawing/2015/9/8/chartex" xmlns:cx2="http://schemas.microsoft.com/office/drawing/2015/10/21/chartex" xmlns:cx3="http://schemas.microsoft.com/office/drawing/2016/5/9/chartex" xmlns:cx4="http://schemas.microsoft.com/office/drawing/2016/5/10/chartex" xmlns:cx5="http://schemas.microsoft.com/office/drawing/2016/5/11/chartex" xmlns:cx6="http://schemas.microsoft.com/office/drawing/2016/5/12/chartex" xmlns:cx7="http://schemas.microsoft.com/office/drawing/2016/5/13/chartex" xmlns:cx8="http://schemas.microsoft.com/office/drawing/2016/5/14/chartex" xmlns:mc="http://schemas.openxmlformats.org/markup-compatibility/2006" xmlns:aink="http://schemas.microsoft.com/office/drawing/2016/ink" xmlns:am3d="http://schemas.microsoft.com/office/drawing/2017/model3d" xmlns:o="urn:schemas-microsoft-com:office:office" xmlns:oel="http://schemas.microsoft.com/office/2019/extlst" xmlns:r="http://schemas.openxmlformats.org/officeDocument/2006/relationships" xmlns:m="http://schemas.openxmlformats.org/officeDocument/2006/math" xmlns:v="urn:schemas-microsoft-com:vml" xmlns:wp14="http://schemas.microsoft.com/office/word/2010/wordprocessingDrawing" xmlns:wp="http://schemas.openxmlformats.org/drawingml/2006/wordprocessingDrawing" xmlns:w10="urn:schemas-microsoft-com:office:word" xmlns:w="http://schemas.openxmlformats.org/wordprocessingml/2006/main" xmlns:w14="http://schemas.microsoft.com/office/word/2010/wordml" xmlns:w15="http://schemas.microsoft.com/office/word/2012/wordml" xmlns:w16cex="http://schemas.microsoft.com/office/word/2018/wordml/cex" xmlns:w16cid="http://schemas.microsoft.com/office/word/2016/wordml/cid" xmlns:w16="http://schemas.microsoft.com/office/word/2018/wordml" xmlns:w16du="http://schemas.microsoft.com/office/word/2023/wordml/word16du" xmlns:w16sdtdh="http://schemas.microsoft.com/office/word/2020/wordml/sdtdatahash" xmlns:w16sdtfl="http://schemas.microsoft.com/office/word/2024/wordml/sdtformatlock" xmlns:w16se="http://schemas.microsoft.com/office/word/2015/wordml/symex" xmlns:wpg="http://schemas.microsoft.com/office/word/2010/wordprocessingGroup" xmlns:wpi="http://schemas.microsoft.com/office/word/2010/wordprocessingInk" xmlns:wne="http://schemas.microsoft.com/office/word/2006/wordml" xmlns:wps="http://schemas.microsoft.com/office/word/2010/wordprocessingShape" mc:Ignorable="w14 w15 w16se w16cid w16 w16cex w16sdtdh w16sdtfl w16du wp14">
+<w:hdr xmlns:wpc="http://schemas.microsoft.com/office/word/2010/wordprocessingCanvas" xmlns:cx="http://schemas.microsoft.com/office/drawing/2014/chartex" xmlns:cx1="http://schemas.microsoft.com/office/drawing/2015/9/8/chartex" xmlns:cx2="http://schemas.microsoft.com/office/drawing/2015/10/21/chartex" xmlns:cx3="http://schemas.microsoft.com/office/drawing/2016/5/9/chartex" xmlns:cx4="http://schemas.microsoft.com/office/drawing/2016/5/10/chartex" xmlns:cx5="http://schemas.microsoft.com/office/drawing/2016/5/11/chartex" xmlns:cx6="http://schemas.microsoft.com/office/drawing/2016/5/12/chartex" xmlns:cx7="http://schemas.microsoft.com/office/drawing/2016/5/13/chartex" xmlns:cx8="http://schemas.microsoft.com/office/drawing/2016/5/14/chartex" xmlns:mc="http://schemas.openxmlformats.org/markup-compatibility/2006" xmlns:aink="http://schemas.microsoft.com/office/drawing/2016/ink" xmlns:am3d="http://schemas.microsoft.com/office/drawing/2017/model3d" xmlns:o="urn:schemas-microsoft-com:office:office" xmlns:oel="http://schemas.microsoft.com/office/2019/extlst" xmlns:r="http://schemas.openxmlformats.org/officeDocument/2006/relationships" xmlns:m="http://schemas.openxmlformats.org/officeDocument/2006/math" xmlns:v="urn:schemas-microsoft-com:vml" xmlns:wp14="http://schemas.microsoft.com/office/word/2010/wordprocessingDrawing" xmlns:wp="http://schemas.openxmlformats.org/drawingml/2006/wordprocessingDrawing" xmlns:w10="urn:schemas-microsoft-com:office:word" xmlns:w="http://schemas.openxmlformats.org/wordprocessingml/2006/main" xmlns:w14="http://schemas.microsoft.com/office/word/2010/wordml" xmlns:w15="http://schemas.microsoft.com/office/word/2012/wordml" xmlns:w16cei="http://schemas.microsoft.com/office/word/2026/wordml/cei" xmlns:w16cex="http://schemas.microsoft.com/office/word/2018/wordml/cex" xmlns:w16cid="http://schemas.microsoft.com/office/word/2016/wordml/cid" xmlns:w16="http://schemas.microsoft.com/office/word/2018/wordml" xmlns:w16du="http://schemas.microsoft.com/office/word/2023/wordml/word16du" xmlns:w16sdtdh="http://schemas.microsoft.com/office/word/2020/wordml/sdtdatahash" xmlns:w16sdtfl="http://schemas.microsoft.com/office/word/2024/wordml/sdtformatlock" xmlns:w16se="http://schemas.microsoft.com/office/word/2015/wordml/symex" xmlns:wpg="http://schemas.microsoft.com/office/word/2010/wordprocessingGroup" xmlns:wpi="http://schemas.microsoft.com/office/word/2010/wordprocessingInk" xmlns:wne="http://schemas.microsoft.com/office/word/2006/wordml" xmlns:wps="http://schemas.microsoft.com/office/word/2010/wordprocessingShape" mc:Ignorable="w14 w15 w16se w16cid w16 w16cex w16sdtdh w16sdtfl w16du wp14">
   <w:tbl>
     <w:tblPr>
       <w:tblStyle w:val="Tablaconcuadrcula"/>
@@ -3367,7 +3910,7 @@
 </file>
 
 <file path=word/numbering.xml><?xml version="1.0" encoding="utf-8"?>
-<w:numbering xmlns:wpc="http://schemas.microsoft.com/office/word/2010/wordprocessingCanvas" xmlns:cx="http://schemas.microsoft.com/office/drawing/2014/chartex" xmlns:cx1="http://schemas.microsoft.com/office/drawing/2015/9/8/chartex" xmlns:cx2="http://schemas.microsoft.com/office/drawing/2015/10/21/chartex" xmlns:cx3="http://schemas.microsoft.com/office/drawing/2016/5/9/chartex" xmlns:cx4="http://schemas.microsoft.com/office/drawing/2016/5/10/chartex" xmlns:cx5="http://schemas.microsoft.com/office/drawing/2016/5/11/chartex" xmlns:cx6="http://schemas.microsoft.com/office/drawing/2016/5/12/chartex" xmlns:cx7="http://schemas.microsoft.com/office/drawing/2016/5/13/chartex" xmlns:cx8="http://schemas.microsoft.com/office/drawing/2016/5/14/chartex" xmlns:mc="http://schemas.openxmlformats.org/markup-compatibility/2006" xmlns:aink="http://schemas.microsoft.com/office/drawing/2016/ink" xmlns:am3d="http://schemas.microsoft.com/office/drawing/2017/model3d" xmlns:o="urn:schemas-microsoft-com:office:office" xmlns:oel="http://schemas.microsoft.com/office/2019/extlst" xmlns:r="http://schemas.openxmlformats.org/officeDocument/2006/relationships" xmlns:m="http://schemas.openxmlformats.org/officeDocument/2006/math" xmlns:v="urn:schemas-microsoft-com:vml" xmlns:wp14="http://schemas.microsoft.com/office/word/2010/wordprocessingDrawing" xmlns:wp="http://schemas.openxmlformats.org/drawingml/2006/wordprocessingDrawing" xmlns:w10="urn:schemas-microsoft-com:office:word" xmlns:w="http://schemas.openxmlformats.org/wordprocessingml/2006/main" xmlns:w14="http://schemas.microsoft.com/office/word/2010/wordml" xmlns:w15="http://schemas.microsoft.com/office/word/2012/wordml" xmlns:w16cex="http://schemas.microsoft.com/office/word/2018/wordml/cex" xmlns:w16cid="http://schemas.microsoft.com/office/word/2016/wordml/cid" xmlns:w16="http://schemas.microsoft.com/office/word/2018/wordml" xmlns:w16du="http://schemas.microsoft.com/office/word/2023/wordml/word16du" xmlns:w16sdtdh="http://schemas.microsoft.com/office/word/2020/wordml/sdtdatahash" xmlns:w16sdtfl="http://schemas.microsoft.com/office/word/2024/wordml/sdtformatlock" xmlns:w16se="http://schemas.microsoft.com/office/word/2015/wordml/symex" xmlns:wpg="http://schemas.microsoft.com/office/word/2010/wordprocessingGroup" xmlns:wpi="http://schemas.microsoft.com/office/word/2010/wordprocessingInk" xmlns:wne="http://schemas.microsoft.com/office/word/2006/wordml" xmlns:wps="http://schemas.microsoft.com/office/word/2010/wordprocessingShape" mc:Ignorable="w14 w15 w16se w16cid w16 w16cex w16sdtdh w16sdtfl w16du wp14">
+<w:numbering xmlns:wpc="http://schemas.microsoft.com/office/word/2010/wordprocessingCanvas" xmlns:cx="http://schemas.microsoft.com/office/drawing/2014/chartex" xmlns:cx1="http://schemas.microsoft.com/office/drawing/2015/9/8/chartex" xmlns:cx2="http://schemas.microsoft.com/office/drawing/2015/10/21/chartex" xmlns:cx3="http://schemas.microsoft.com/office/drawing/2016/5/9/chartex" xmlns:cx4="http://schemas.microsoft.com/office/drawing/2016/5/10/chartex" xmlns:cx5="http://schemas.microsoft.com/office/drawing/2016/5/11/chartex" xmlns:cx6="http://schemas.microsoft.com/office/drawing/2016/5/12/chartex" xmlns:cx7="http://schemas.microsoft.com/office/drawing/2016/5/13/chartex" xmlns:cx8="http://schemas.microsoft.com/office/drawing/2016/5/14/chartex" xmlns:mc="http://schemas.openxmlformats.org/markup-compatibility/2006" xmlns:aink="http://schemas.microsoft.com/office/drawing/2016/ink" xmlns:am3d="http://schemas.microsoft.com/office/drawing/2017/model3d" xmlns:o="urn:schemas-microsoft-com:office:office" xmlns:oel="http://schemas.microsoft.com/office/2019/extlst" xmlns:r="http://schemas.openxmlformats.org/officeDocument/2006/relationships" xmlns:m="http://schemas.openxmlformats.org/officeDocument/2006/math" xmlns:v="urn:schemas-microsoft-com:vml" xmlns:wp14="http://schemas.microsoft.com/office/word/2010/wordprocessingDrawing" xmlns:wp="http://schemas.openxmlformats.org/drawingml/2006/wordprocessingDrawing" xmlns:w10="urn:schemas-microsoft-com:office:word" xmlns:w="http://schemas.openxmlformats.org/wordprocessingml/2006/main" xmlns:w14="http://schemas.microsoft.com/office/word/2010/wordml" xmlns:w15="http://schemas.microsoft.com/office/word/2012/wordml" xmlns:w16cei="http://schemas.microsoft.com/office/word/2026/wordml/cei" xmlns:w16cex="http://schemas.microsoft.com/office/word/2018/wordml/cex" xmlns:w16cid="http://schemas.microsoft.com/office/word/2016/wordml/cid" xmlns:w16="http://schemas.microsoft.com/office/word/2018/wordml" xmlns:w16du="http://schemas.microsoft.com/office/word/2023/wordml/word16du" xmlns:w16sdtdh="http://schemas.microsoft.com/office/word/2020/wordml/sdtdatahash" xmlns:w16sdtfl="http://schemas.microsoft.com/office/word/2024/wordml/sdtformatlock" xmlns:w16se="http://schemas.microsoft.com/office/word/2015/wordml/symex" xmlns:wpg="http://schemas.microsoft.com/office/word/2010/wordprocessingGroup" xmlns:wpi="http://schemas.microsoft.com/office/word/2010/wordprocessingInk" xmlns:wne="http://schemas.microsoft.com/office/word/2006/wordml" xmlns:wps="http://schemas.microsoft.com/office/word/2010/wordprocessingShape" mc:Ignorable="w14 w15 w16se w16cid w16 w16cex w16sdtdh w16sdtfl w16du wp14">
   <w:abstractNum w:abstractNumId="0" w15:restartNumberingAfterBreak="0">
     <w:nsid w:val="049156A1"/>
     <w:multiLevelType w:val="hybridMultilevel"/>
@@ -8053,127 +8596,127 @@
       </w:rPr>
     </w:lvl>
   </w:abstractNum>
-  <w:num w:numId="1" w16cid:durableId="955211136">
+  <w:num w:numId="1" w16cid:durableId="1695375919">
     <w:abstractNumId w:val="3"/>
   </w:num>
-  <w:num w:numId="2" w16cid:durableId="374936757">
+  <w:num w:numId="2" w16cid:durableId="119300670">
     <w:abstractNumId w:val="9"/>
   </w:num>
-  <w:num w:numId="3" w16cid:durableId="1637908438">
+  <w:num w:numId="3" w16cid:durableId="1650741328">
     <w:abstractNumId w:val="13"/>
   </w:num>
-  <w:num w:numId="4" w16cid:durableId="1712806382">
+  <w:num w:numId="4" w16cid:durableId="1873298401">
     <w:abstractNumId w:val="29"/>
   </w:num>
-  <w:num w:numId="5" w16cid:durableId="1305814949">
+  <w:num w:numId="5" w16cid:durableId="235163756">
     <w:abstractNumId w:val="31"/>
   </w:num>
-  <w:num w:numId="6" w16cid:durableId="996034692">
+  <w:num w:numId="6" w16cid:durableId="348146855">
     <w:abstractNumId w:val="4"/>
   </w:num>
-  <w:num w:numId="7" w16cid:durableId="1227837531">
+  <w:num w:numId="7" w16cid:durableId="1057624460">
     <w:abstractNumId w:val="12"/>
   </w:num>
-  <w:num w:numId="8" w16cid:durableId="38408678">
+  <w:num w:numId="8" w16cid:durableId="1267620730">
     <w:abstractNumId w:val="20"/>
   </w:num>
-  <w:num w:numId="9" w16cid:durableId="821698765">
+  <w:num w:numId="9" w16cid:durableId="265190193">
     <w:abstractNumId w:val="16"/>
   </w:num>
-  <w:num w:numId="10" w16cid:durableId="605770732">
+  <w:num w:numId="10" w16cid:durableId="559092335">
     <w:abstractNumId w:val="10"/>
   </w:num>
-  <w:num w:numId="11" w16cid:durableId="1607467089">
+  <w:num w:numId="11" w16cid:durableId="1096898480">
     <w:abstractNumId w:val="25"/>
   </w:num>
-  <w:num w:numId="12" w16cid:durableId="1132940860">
+  <w:num w:numId="12" w16cid:durableId="647830720">
     <w:abstractNumId w:val="36"/>
   </w:num>
-  <w:num w:numId="13" w16cid:durableId="768820250">
+  <w:num w:numId="13" w16cid:durableId="1994140161">
     <w:abstractNumId w:val="30"/>
   </w:num>
-  <w:num w:numId="14" w16cid:durableId="1023550249">
+  <w:num w:numId="14" w16cid:durableId="594022052">
     <w:abstractNumId w:val="1"/>
   </w:num>
-  <w:num w:numId="15" w16cid:durableId="566886559">
+  <w:num w:numId="15" w16cid:durableId="1710953981">
     <w:abstractNumId w:val="37"/>
   </w:num>
-  <w:num w:numId="16" w16cid:durableId="1649821383">
+  <w:num w:numId="16" w16cid:durableId="279918211">
     <w:abstractNumId w:val="22"/>
   </w:num>
-  <w:num w:numId="17" w16cid:durableId="382481981">
+  <w:num w:numId="17" w16cid:durableId="698237215">
     <w:abstractNumId w:val="18"/>
   </w:num>
-  <w:num w:numId="18" w16cid:durableId="1197540732">
+  <w:num w:numId="18" w16cid:durableId="29840665">
     <w:abstractNumId w:val="32"/>
   </w:num>
-  <w:num w:numId="19" w16cid:durableId="1853913180">
+  <w:num w:numId="19" w16cid:durableId="348219501">
     <w:abstractNumId w:val="11"/>
   </w:num>
-  <w:num w:numId="20" w16cid:durableId="1703437144">
+  <w:num w:numId="20" w16cid:durableId="1162820339">
     <w:abstractNumId w:val="40"/>
   </w:num>
-  <w:num w:numId="21" w16cid:durableId="1757314399">
+  <w:num w:numId="21" w16cid:durableId="573318515">
     <w:abstractNumId w:val="35"/>
   </w:num>
-  <w:num w:numId="22" w16cid:durableId="296688055">
+  <w:num w:numId="22" w16cid:durableId="1570186373">
     <w:abstractNumId w:val="14"/>
   </w:num>
-  <w:num w:numId="23" w16cid:durableId="654409594">
+  <w:num w:numId="23" w16cid:durableId="537088437">
     <w:abstractNumId w:val="15"/>
   </w:num>
-  <w:num w:numId="24" w16cid:durableId="561410588">
+  <w:num w:numId="24" w16cid:durableId="374307062">
     <w:abstractNumId w:val="5"/>
   </w:num>
-  <w:num w:numId="25" w16cid:durableId="1639845693">
+  <w:num w:numId="25" w16cid:durableId="1518887643">
     <w:abstractNumId w:val="17"/>
   </w:num>
-  <w:num w:numId="26" w16cid:durableId="2145076787">
+  <w:num w:numId="26" w16cid:durableId="347828044">
     <w:abstractNumId w:val="21"/>
   </w:num>
-  <w:num w:numId="27" w16cid:durableId="1229924344">
+  <w:num w:numId="27" w16cid:durableId="1341544591">
     <w:abstractNumId w:val="24"/>
   </w:num>
-  <w:num w:numId="28" w16cid:durableId="1353800592">
+  <w:num w:numId="28" w16cid:durableId="55708662">
     <w:abstractNumId w:val="0"/>
   </w:num>
-  <w:num w:numId="29" w16cid:durableId="1626735998">
+  <w:num w:numId="29" w16cid:durableId="1350378508">
     <w:abstractNumId w:val="19"/>
   </w:num>
-  <w:num w:numId="30" w16cid:durableId="559488172">
+  <w:num w:numId="30" w16cid:durableId="5139645">
     <w:abstractNumId w:val="23"/>
   </w:num>
-  <w:num w:numId="31" w16cid:durableId="273366665">
+  <w:num w:numId="31" w16cid:durableId="638262899">
     <w:abstractNumId w:val="2"/>
   </w:num>
-  <w:num w:numId="32" w16cid:durableId="1810046788">
+  <w:num w:numId="32" w16cid:durableId="98793202">
     <w:abstractNumId w:val="7"/>
   </w:num>
-  <w:num w:numId="33" w16cid:durableId="313146145">
+  <w:num w:numId="33" w16cid:durableId="1880319250">
     <w:abstractNumId w:val="33"/>
   </w:num>
-  <w:num w:numId="34" w16cid:durableId="1428115974">
+  <w:num w:numId="34" w16cid:durableId="931546756">
     <w:abstractNumId w:val="39"/>
   </w:num>
-  <w:num w:numId="35" w16cid:durableId="1781954920">
+  <w:num w:numId="35" w16cid:durableId="650057672">
     <w:abstractNumId w:val="6"/>
   </w:num>
-  <w:num w:numId="36" w16cid:durableId="949314465">
+  <w:num w:numId="36" w16cid:durableId="1910575749">
     <w:abstractNumId w:val="26"/>
   </w:num>
-  <w:num w:numId="37" w16cid:durableId="1967882159">
+  <w:num w:numId="37" w16cid:durableId="741685176">
     <w:abstractNumId w:val="38"/>
   </w:num>
-  <w:num w:numId="38" w16cid:durableId="1697999061">
+  <w:num w:numId="38" w16cid:durableId="383143794">
     <w:abstractNumId w:val="28"/>
   </w:num>
-  <w:num w:numId="39" w16cid:durableId="1023550789">
+  <w:num w:numId="39" w16cid:durableId="805585529">
     <w:abstractNumId w:val="27"/>
   </w:num>
-  <w:num w:numId="40" w16cid:durableId="31686430">
+  <w:num w:numId="40" w16cid:durableId="1634287855">
     <w:abstractNumId w:val="34"/>
   </w:num>
-  <w:num w:numId="41" w16cid:durableId="821581673">
+  <w:num w:numId="41" w16cid:durableId="1880627386">
     <w:abstractNumId w:val="8"/>
   </w:num>
   <w:numIdMacAtCleanup w:val="18"/>
@@ -8647,7 +9190,6 @@
   <w:style w:type="character" w:default="1" w:styleId="Fuentedeprrafopredeter">
     <w:name w:val="Default Paragraph Font"/>
     <w:uiPriority w:val="1"/>
-    <w:semiHidden/>
     <w:unhideWhenUsed/>
   </w:style>
   <w:style w:type="table" w:default="1" w:styleId="Tablanormal">
@@ -9948,6 +10490,25 @@
 </file>
 
 <file path=customXml/item1.xml><?xml version="1.0" encoding="utf-8"?>
+<p:properties xmlns:p="http://schemas.microsoft.com/office/2006/metadata/properties" xmlns:xsi="http://www.w3.org/2001/XMLSchema-instance" xmlns:pc="http://schemas.microsoft.com/office/infopath/2007/PartnerControls">
+  <documentManagement/>
+</p:properties>
+</file>
+
+<file path=customXml/item2.xml><?xml version="1.0" encoding="utf-8"?>
+<?mso-contentType ?>
+<FormTemplates xmlns="http://schemas.microsoft.com/sharepoint/v3/contenttype/forms">
+  <Display>DocumentLibraryForm</Display>
+  <Edit>DocumentLibraryForm</Edit>
+  <New>DocumentLibraryForm</New>
+</FormTemplates>
+</file>
+
+<file path=customXml/item3.xml><?xml version="1.0" encoding="utf-8"?>
+<b:Sources xmlns:b="http://schemas.openxmlformats.org/officeDocument/2006/bibliography" xmlns="http://schemas.openxmlformats.org/officeDocument/2006/bibliography" SelectedStyle="\APASixthEditionOfficeOnline.xsl" StyleName="APA" Version="6"/>
+</file>
+
+<file path=customXml/item4.xml><?xml version="1.0" encoding="utf-8"?>
 <ct:contentTypeSchema xmlns:ct="http://schemas.microsoft.com/office/2006/metadata/contentType" xmlns:ma="http://schemas.microsoft.com/office/2006/metadata/properties/metaAttributes" ct:_="" ma:_="" ma:contentTypeName="Documento" ma:contentTypeID="0x010100E96778489EE7714D8BD12CC105EB918B" ma:contentTypeVersion="2" ma:contentTypeDescription="Crear nuevo documento." ma:contentTypeScope="" ma:versionID="416c5c7ae9b5d54d83875cd3c65194e3">
   <xsd:schema xmlns:xsd="http://www.w3.org/2001/XMLSchema" xmlns:xs="http://www.w3.org/2001/XMLSchema" xmlns:p="http://schemas.microsoft.com/office/2006/metadata/properties" xmlns:ns2="126e8a1c-9ea9-435a-ac89-d06c80d62e30" targetNamespace="http://schemas.microsoft.com/office/2006/metadata/properties" ma:root="true" ma:fieldsID="70a237c842677bd850644f8595079f5e" ns2:_="">
     <xsd:import namespace="126e8a1c-9ea9-435a-ac89-d06c80d62e30"/>
@@ -10079,26 +10640,32 @@
 </ct:contentTypeSchema>
 </file>
 
-<file path=customXml/item2.xml><?xml version="1.0" encoding="utf-8"?>
-<b:Sources xmlns:b="http://schemas.openxmlformats.org/officeDocument/2006/bibliography" xmlns="http://schemas.openxmlformats.org/officeDocument/2006/bibliography" SelectedStyle="\APASixthEditionOfficeOnline.xsl" StyleName="APA" Version="6"/>
+<file path=customXml/itemProps1.xml><?xml version="1.0" encoding="utf-8"?>
+<ds:datastoreItem xmlns:ds="http://schemas.openxmlformats.org/officeDocument/2006/customXml" ds:itemID="{5F1783E3-BA1C-4CA3-8E32-C9B378BBED03}">
+  <ds:schemaRefs>
+    <ds:schemaRef ds:uri="http://schemas.microsoft.com/office/2006/metadata/properties"/>
+    <ds:schemaRef ds:uri="http://schemas.microsoft.com/office/infopath/2007/PartnerControls"/>
+  </ds:schemaRefs>
+</ds:datastoreItem>
 </file>
 
-<file path=customXml/item3.xml><?xml version="1.0" encoding="utf-8"?>
-<?mso-contentType ?>
-<FormTemplates xmlns="http://schemas.microsoft.com/sharepoint/v3/contenttype/forms">
-  <Display>DocumentLibraryForm</Display>
-  <Edit>DocumentLibraryForm</Edit>
-  <New>DocumentLibraryForm</New>
-</FormTemplates>
+<file path=customXml/itemProps2.xml><?xml version="1.0" encoding="utf-8"?>
+<ds:datastoreItem xmlns:ds="http://schemas.openxmlformats.org/officeDocument/2006/customXml" ds:itemID="{DABAA964-10BA-4DBC-ABF2-CDEAC0FAF7AA}">
+  <ds:schemaRefs>
+    <ds:schemaRef ds:uri="http://schemas.microsoft.com/sharepoint/v3/contenttype/forms"/>
+  </ds:schemaRefs>
+</ds:datastoreItem>
 </file>
 
-<file path=customXml/item4.xml><?xml version="1.0" encoding="utf-8"?>
-<p:properties xmlns:p="http://schemas.microsoft.com/office/2006/metadata/properties" xmlns:xsi="http://www.w3.org/2001/XMLSchema-instance" xmlns:pc="http://schemas.microsoft.com/office/infopath/2007/PartnerControls">
-  <documentManagement/>
-</p:properties>
+<file path=customXml/itemProps3.xml><?xml version="1.0" encoding="utf-8"?>
+<ds:datastoreItem xmlns:ds="http://schemas.openxmlformats.org/officeDocument/2006/customXml" ds:itemID="{6E8A10B9-B765-4F0B-A47F-7CB788CD8F65}">
+  <ds:schemaRefs>
+    <ds:schemaRef ds:uri="http://schemas.openxmlformats.org/officeDocument/2006/bibliography"/>
+  </ds:schemaRefs>
+</ds:datastoreItem>
 </file>
 
-<file path=customXml/itemProps1.xml><?xml version="1.0" encoding="utf-8"?>
+<file path=customXml/itemProps4.xml><?xml version="1.0" encoding="utf-8"?>
 <ds:datastoreItem xmlns:ds="http://schemas.openxmlformats.org/officeDocument/2006/customXml" ds:itemID="{767CD2D5-7A6C-47C3-9B54-C4225C74DD0B}">
   <ds:schemaRefs>
     <ds:schemaRef ds:uri="http://schemas.microsoft.com/office/2006/metadata/contentType"/>
@@ -10114,29 +10681,4 @@
     <ds:schemaRef ds:uri="http://schemas.microsoft.com/internal/obd"/>
   </ds:schemaRefs>
 </ds:datastoreItem>
-</file>
-
-<file path=customXml/itemProps2.xml><?xml version="1.0" encoding="utf-8"?>
-<ds:datastoreItem xmlns:ds="http://schemas.openxmlformats.org/officeDocument/2006/customXml" ds:itemID="{6E8A10B9-B765-4F0B-A47F-7CB788CD8F65}">
-  <ds:schemaRefs>
-    <ds:schemaRef ds:uri="http://schemas.openxmlformats.org/officeDocument/2006/bibliography"/>
-  </ds:schemaRefs>
-</ds:datastoreItem>
-</file>
-
-<file path=customXml/itemProps3.xml><?xml version="1.0" encoding="utf-8"?>
-<ds:datastoreItem xmlns:ds="http://schemas.openxmlformats.org/officeDocument/2006/customXml" ds:itemID="{DABAA964-10BA-4DBC-ABF2-CDEAC0FAF7AA}">
-  <ds:schemaRefs>
-    <ds:schemaRef ds:uri="http://schemas.microsoft.com/sharepoint/v3/contenttype/forms"/>
-  </ds:schemaRefs>
-</ds:datastoreItem>
-</file>
-
-<file path=customXml/itemProps4.xml><?xml version="1.0" encoding="utf-8"?>
-<ds:datastoreItem xmlns:ds="http://schemas.openxmlformats.org/officeDocument/2006/customXml" ds:itemID="{5F1783E3-BA1C-4CA3-8E32-C9B378BBED03}">
-  <ds:schemaRefs>
-    <ds:schemaRef ds:uri="http://schemas.microsoft.com/office/2006/metadata/properties"/>
-    <ds:schemaRef ds:uri="http://schemas.microsoft.com/office/infopath/2007/PartnerControls"/>
-  </ds:schemaRefs>
-</ds:datastoreItem>
 </file>